--- a/docs/docs/instrumento_validacion_tam.docx
+++ b/docs/docs/instrumento_validacion_tam.docx
@@ -2,7 +2,7 @@
 <file path=word/document.xml><?xml version="1.0" encoding="utf-8"?>
 <w:document xmlns:w="http://schemas.openxmlformats.org/wordprocessingml/2006/main" xmlns:m="http://schemas.openxmlformats.org/officeDocument/2006/math" xmlns:r="http://schemas.openxmlformats.org/officeDocument/2006/relationships" xmlns:o="urn:schemas-microsoft-com:office:office" xmlns:v="urn:schemas-microsoft-com:vml" xmlns:w10="urn:schemas-microsoft-com:office:word" xmlns:a="http://schemas.openxmlformats.org/drawingml/2006/main" xmlns:pic="http://schemas.openxmlformats.org/drawingml/2006/picture" xmlns:wp="http://schemas.openxmlformats.org/drawingml/2006/wordprocessingDrawing">
   <w:body>
-    <w:bookmarkStart w:id="16" w:name="X4faf54443aff82b4a7426a0d979f9ca3d2db29b"/>
+    <w:bookmarkStart w:id="21" w:name="X4faf54443aff82b4a7426a0d979f9ca3d2db29b"/>
     <w:p>
       <w:pPr>
         <w:pStyle w:val="Heading1"/>
@@ -117,13 +117,13 @@
         <w:pStyle w:val="FirstParagraph"/>
       </w:pPr>
       <w:r>
-        <w:t xml:space="preserve">Agradecemos su participación como evaluador. Esta ficha recoge su valoración profesional sobre la</w:t>
+        <w:t xml:space="preserve">Agradecemos su participación como evaluador. Esta ficha recoge su valoración profesional sobre el</w:t>
       </w:r>
       <w:r>
         <w:t xml:space="preserve"> </w:t>
       </w:r>
       <w:r>
-        <w:t xml:space="preserve">utilidad y la facilidad de uso del sistema que acaba de conocer. Se basa en el</w:t>
+        <w:t xml:space="preserve">sistema que acaba de conocer. Se basa en el</w:t>
       </w:r>
       <w:r>
         <w:t xml:space="preserve"> </w:t>
@@ -133,33 +133,25 @@
           <w:b/>
           <w:bCs/>
         </w:rPr>
-        <w:t xml:space="preserve">Modelo de Aceptación</w:t>
-      </w:r>
-      <w:r>
-        <w:rPr>
-          <w:b/>
-          <w:bCs/>
-        </w:rPr>
+        <w:t xml:space="preserve">Modelo de Aceptación Tecnológica 3</w:t>
+      </w:r>
+      <w:r>
         <w:t xml:space="preserve"> </w:t>
       </w:r>
       <w:r>
-        <w:rPr>
-          <w:b/>
-          <w:bCs/>
-        </w:rPr>
-        <w:t xml:space="preserve">Tecnológica</w:t>
+        <w:t xml:space="preserve">(Venkatesh y Bala,</w:t>
       </w:r>
       <w:r>
         <w:t xml:space="preserve"> </w:t>
       </w:r>
       <w:r>
-        <w:t xml:space="preserve">(Davis, 1989), ampliamente utilizado para evaluar la adopción de herramientas de apoyo a</w:t>
+        <w:t xml:space="preserve">2008), que amplía el modelo original de Davis (1989) con los factores que explican por qué una</w:t>
       </w:r>
       <w:r>
         <w:t xml:space="preserve"> </w:t>
       </w:r>
       <w:r>
-        <w:t xml:space="preserve">la decisión en salud.</w:t>
+        <w:t xml:space="preserve">herramienta resulta útil en la práctica profesional.</w:t>
       </w:r>
     </w:p>
     <w:p>
@@ -183,7 +175,7 @@
           <w:b/>
           <w:bCs/>
         </w:rPr>
-        <w:t xml:space="preserve">10 minutos</w:t>
+        <w:t xml:space="preserve">12 minutos</w:t>
       </w:r>
       <w:r>
         <w:t xml:space="preserve">.</w:t>
@@ -575,13 +567,13 @@
       </w:r>
     </w:p>
     <w:bookmarkEnd w:id="10"/>
-    <w:bookmarkStart w:id="11" w:name="iii.-utilidad-percibida"/>
+    <w:bookmarkStart w:id="11" w:name="iii.-relevancia-para-el-trabajo"/>
     <w:p>
       <w:pPr>
         <w:pStyle w:val="Heading2"/>
       </w:pPr>
       <w:r>
-        <w:t xml:space="preserve">III. Utilidad percibida</w:t>
+        <w:t xml:space="preserve">III. Relevancia para el trabajo</w:t>
       </w:r>
     </w:p>
     <w:p>
@@ -593,7 +585,7 @@
           <w:i/>
           <w:iCs/>
         </w:rPr>
-        <w:t xml:space="preserve">Mide si el sistema aporta valor al trabajo profesional.</w:t>
+        <w:t xml:space="preserve">¿El sistema se relaciona con las tareas que usted realiza?</w:t>
       </w:r>
     </w:p>
     <w:tbl>
@@ -604,13 +596,13 @@
         <w:tblLook w:firstRow="1" w:lastRow="0" w:firstColumn="0" w:lastColumn="0" w:noHBand="0" w:noVBand="0" w:val="0020"/>
       </w:tblPr>
       <w:tblGrid>
-        <w:gridCol w:w="1200"/>
-        <w:gridCol w:w="720"/>
-        <w:gridCol w:w="1200"/>
-        <w:gridCol w:w="1200"/>
-        <w:gridCol w:w="1200"/>
-        <w:gridCol w:w="1200"/>
-        <w:gridCol w:w="1200"/>
+        <w:gridCol w:w="495"/>
+        <w:gridCol w:w="4950"/>
+        <w:gridCol w:w="495"/>
+        <w:gridCol w:w="495"/>
+        <w:gridCol w:w="495"/>
+        <w:gridCol w:w="495"/>
+        <w:gridCol w:w="495"/>
       </w:tblGrid>
       <w:tr>
         <w:trPr>
@@ -709,18 +701,18 @@
               <w:jc w:val="center"/>
             </w:pPr>
             <w:r>
-              <w:t xml:space="preserve">U1</w:t>
-            </w:r>
-          </w:p>
-        </w:tc>
-        <w:tc>
-          <w:tcPr/>
-          <w:p>
-            <w:pPr>
-              <w:pStyle w:val="Compact"/>
-            </w:pPr>
-            <w:r>
-              <w:t xml:space="preserve">El sistema permitiría</w:t>
+              <w:t xml:space="preserve">R1</w:t>
+            </w:r>
+          </w:p>
+        </w:tc>
+        <w:tc>
+          <w:tcPr/>
+          <w:p>
+            <w:pPr>
+              <w:pStyle w:val="Compact"/>
+            </w:pPr>
+            <w:r>
+              <w:t xml:space="preserve">Identificar a los niños con mayor riesgo es una tarea</w:t>
             </w:r>
             <w:r>
               <w:t xml:space="preserve"> </w:t>
@@ -730,13 +722,13 @@
                 <w:b/>
                 <w:bCs/>
               </w:rPr>
-              <w:t xml:space="preserve">priorizar</w:t>
+              <w:t xml:space="preserve">importante</w:t>
             </w:r>
             <w:r>
               <w:t xml:space="preserve"> </w:t>
             </w:r>
             <w:r>
-              <w:t xml:space="preserve">qué niños atender primero cuando los recursos son limitados.</w:t>
+              <w:t xml:space="preserve">en mi ámbito de trabajo.</w:t>
             </w:r>
           </w:p>
         </w:tc>
@@ -810,7 +802,108 @@
               <w:jc w:val="center"/>
             </w:pPr>
             <w:r>
-              <w:t xml:space="preserve">U2</w:t>
+              <w:t xml:space="preserve">R2</w:t>
+            </w:r>
+          </w:p>
+        </w:tc>
+        <w:tc>
+          <w:tcPr/>
+          <w:p>
+            <w:pPr>
+              <w:pStyle w:val="Compact"/>
+            </w:pPr>
+            <w:r>
+              <w:t xml:space="preserve">El sistema aborda un problema</w:t>
+            </w:r>
+            <w:r>
+              <w:t xml:space="preserve"> </w:t>
+            </w:r>
+            <w:r>
+              <w:rPr>
+                <w:b/>
+                <w:bCs/>
+              </w:rPr>
+              <w:t xml:space="preserve">real</w:t>
+            </w:r>
+            <w:r>
+              <w:t xml:space="preserve"> </w:t>
+            </w:r>
+            <w:r>
+              <w:t xml:space="preserve">de la focalización en salud pública.</w:t>
+            </w:r>
+          </w:p>
+        </w:tc>
+        <w:tc>
+          <w:tcPr/>
+          <w:p>
+            <w:pPr>
+              <w:pStyle w:val="Compact"/>
+              <w:jc w:val="center"/>
+            </w:pPr>
+            <w:r>
+              <w:t xml:space="preserve">☐</w:t>
+            </w:r>
+          </w:p>
+        </w:tc>
+        <w:tc>
+          <w:tcPr/>
+          <w:p>
+            <w:pPr>
+              <w:pStyle w:val="Compact"/>
+              <w:jc w:val="center"/>
+            </w:pPr>
+            <w:r>
+              <w:t xml:space="preserve">☐</w:t>
+            </w:r>
+          </w:p>
+        </w:tc>
+        <w:tc>
+          <w:tcPr/>
+          <w:p>
+            <w:pPr>
+              <w:pStyle w:val="Compact"/>
+              <w:jc w:val="center"/>
+            </w:pPr>
+            <w:r>
+              <w:t xml:space="preserve">☐</w:t>
+            </w:r>
+          </w:p>
+        </w:tc>
+        <w:tc>
+          <w:tcPr/>
+          <w:p>
+            <w:pPr>
+              <w:pStyle w:val="Compact"/>
+              <w:jc w:val="center"/>
+            </w:pPr>
+            <w:r>
+              <w:t xml:space="preserve">☐</w:t>
+            </w:r>
+          </w:p>
+        </w:tc>
+        <w:tc>
+          <w:tcPr/>
+          <w:p>
+            <w:pPr>
+              <w:pStyle w:val="Compact"/>
+              <w:jc w:val="center"/>
+            </w:pPr>
+            <w:r>
+              <w:t xml:space="preserve">☐</w:t>
+            </w:r>
+          </w:p>
+        </w:tc>
+      </w:tr>
+      <w:tr>
+        <w:tc>
+          <w:tcPr/>
+          <w:p>
+            <w:pPr>
+              <w:pStyle w:val="Compact"/>
+              <w:jc w:val="center"/>
+            </w:pPr>
+            <w:r>
+              <w:t xml:space="preserve">R3</w:t>
             </w:r>
           </w:p>
         </w:tc>
@@ -837,411 +930,7 @@
               <w:t xml:space="preserve"> </w:t>
             </w:r>
             <w:r>
-              <w:t xml:space="preserve">para decisiones de focalización en salud pública.</w:t>
-            </w:r>
-          </w:p>
-        </w:tc>
-        <w:tc>
-          <w:tcPr/>
-          <w:p>
-            <w:pPr>
-              <w:pStyle w:val="Compact"/>
-              <w:jc w:val="center"/>
-            </w:pPr>
-            <w:r>
-              <w:t xml:space="preserve">☐</w:t>
-            </w:r>
-          </w:p>
-        </w:tc>
-        <w:tc>
-          <w:tcPr/>
-          <w:p>
-            <w:pPr>
-              <w:pStyle w:val="Compact"/>
-              <w:jc w:val="center"/>
-            </w:pPr>
-            <w:r>
-              <w:t xml:space="preserve">☐</w:t>
-            </w:r>
-          </w:p>
-        </w:tc>
-        <w:tc>
-          <w:tcPr/>
-          <w:p>
-            <w:pPr>
-              <w:pStyle w:val="Compact"/>
-              <w:jc w:val="center"/>
-            </w:pPr>
-            <w:r>
-              <w:t xml:space="preserve">☐</w:t>
-            </w:r>
-          </w:p>
-        </w:tc>
-        <w:tc>
-          <w:tcPr/>
-          <w:p>
-            <w:pPr>
-              <w:pStyle w:val="Compact"/>
-              <w:jc w:val="center"/>
-            </w:pPr>
-            <w:r>
-              <w:t xml:space="preserve">☐</w:t>
-            </w:r>
-          </w:p>
-        </w:tc>
-        <w:tc>
-          <w:tcPr/>
-          <w:p>
-            <w:pPr>
-              <w:pStyle w:val="Compact"/>
-              <w:jc w:val="center"/>
-            </w:pPr>
-            <w:r>
-              <w:t xml:space="preserve">☐</w:t>
-            </w:r>
-          </w:p>
-        </w:tc>
-      </w:tr>
-      <w:tr>
-        <w:tc>
-          <w:tcPr/>
-          <w:p>
-            <w:pPr>
-              <w:pStyle w:val="Compact"/>
-              <w:jc w:val="center"/>
-            </w:pPr>
-            <w:r>
-              <w:t xml:space="preserve">U3</w:t>
-            </w:r>
-          </w:p>
-        </w:tc>
-        <w:tc>
-          <w:tcPr/>
-          <w:p>
-            <w:pPr>
-              <w:pStyle w:val="Compact"/>
-            </w:pPr>
-            <w:r>
-              <w:t xml:space="preserve">Los factores de riesgo que identifica por departamento son</w:t>
-            </w:r>
-            <w:r>
-              <w:t xml:space="preserve"> </w:t>
-            </w:r>
-            <w:r>
-              <w:rPr>
-                <w:b/>
-                <w:bCs/>
-              </w:rPr>
-              <w:t xml:space="preserve">coherentes</w:t>
-            </w:r>
-            <w:r>
-              <w:t xml:space="preserve"> </w:t>
-            </w:r>
-            <w:r>
-              <w:t xml:space="preserve">con mi experiencia profesional.</w:t>
-            </w:r>
-          </w:p>
-        </w:tc>
-        <w:tc>
-          <w:tcPr/>
-          <w:p>
-            <w:pPr>
-              <w:pStyle w:val="Compact"/>
-              <w:jc w:val="center"/>
-            </w:pPr>
-            <w:r>
-              <w:t xml:space="preserve">☐</w:t>
-            </w:r>
-          </w:p>
-        </w:tc>
-        <w:tc>
-          <w:tcPr/>
-          <w:p>
-            <w:pPr>
-              <w:pStyle w:val="Compact"/>
-              <w:jc w:val="center"/>
-            </w:pPr>
-            <w:r>
-              <w:t xml:space="preserve">☐</w:t>
-            </w:r>
-          </w:p>
-        </w:tc>
-        <w:tc>
-          <w:tcPr/>
-          <w:p>
-            <w:pPr>
-              <w:pStyle w:val="Compact"/>
-              <w:jc w:val="center"/>
-            </w:pPr>
-            <w:r>
-              <w:t xml:space="preserve">☐</w:t>
-            </w:r>
-          </w:p>
-        </w:tc>
-        <w:tc>
-          <w:tcPr/>
-          <w:p>
-            <w:pPr>
-              <w:pStyle w:val="Compact"/>
-              <w:jc w:val="center"/>
-            </w:pPr>
-            <w:r>
-              <w:t xml:space="preserve">☐</w:t>
-            </w:r>
-          </w:p>
-        </w:tc>
-        <w:tc>
-          <w:tcPr/>
-          <w:p>
-            <w:pPr>
-              <w:pStyle w:val="Compact"/>
-              <w:jc w:val="center"/>
-            </w:pPr>
-            <w:r>
-              <w:t xml:space="preserve">☐</w:t>
-            </w:r>
-          </w:p>
-        </w:tc>
-      </w:tr>
-      <w:tr>
-        <w:tc>
-          <w:tcPr/>
-          <w:p>
-            <w:pPr>
-              <w:pStyle w:val="Compact"/>
-              <w:jc w:val="center"/>
-            </w:pPr>
-            <w:r>
-              <w:t xml:space="preserve">U4</w:t>
-            </w:r>
-          </w:p>
-        </w:tc>
-        <w:tc>
-          <w:tcPr/>
-          <w:p>
-            <w:pPr>
-              <w:pStyle w:val="Compact"/>
-            </w:pPr>
-            <w:r>
-              <w:t xml:space="preserve">Usar el sistema</w:t>
-            </w:r>
-            <w:r>
-              <w:t xml:space="preserve"> </w:t>
-            </w:r>
-            <w:r>
-              <w:rPr>
-                <w:b/>
-                <w:bCs/>
-              </w:rPr>
-              <w:t xml:space="preserve">ahorraría tiempo</w:t>
-            </w:r>
-            <w:r>
-              <w:t xml:space="preserve"> </w:t>
-            </w:r>
-            <w:r>
-              <w:t xml:space="preserve">frente a los métodos actuales de identificación de casos.</w:t>
-            </w:r>
-          </w:p>
-        </w:tc>
-        <w:tc>
-          <w:tcPr/>
-          <w:p>
-            <w:pPr>
-              <w:pStyle w:val="Compact"/>
-              <w:jc w:val="center"/>
-            </w:pPr>
-            <w:r>
-              <w:t xml:space="preserve">☐</w:t>
-            </w:r>
-          </w:p>
-        </w:tc>
-        <w:tc>
-          <w:tcPr/>
-          <w:p>
-            <w:pPr>
-              <w:pStyle w:val="Compact"/>
-              <w:jc w:val="center"/>
-            </w:pPr>
-            <w:r>
-              <w:t xml:space="preserve">☐</w:t>
-            </w:r>
-          </w:p>
-        </w:tc>
-        <w:tc>
-          <w:tcPr/>
-          <w:p>
-            <w:pPr>
-              <w:pStyle w:val="Compact"/>
-              <w:jc w:val="center"/>
-            </w:pPr>
-            <w:r>
-              <w:t xml:space="preserve">☐</w:t>
-            </w:r>
-          </w:p>
-        </w:tc>
-        <w:tc>
-          <w:tcPr/>
-          <w:p>
-            <w:pPr>
-              <w:pStyle w:val="Compact"/>
-              <w:jc w:val="center"/>
-            </w:pPr>
-            <w:r>
-              <w:t xml:space="preserve">☐</w:t>
-            </w:r>
-          </w:p>
-        </w:tc>
-        <w:tc>
-          <w:tcPr/>
-          <w:p>
-            <w:pPr>
-              <w:pStyle w:val="Compact"/>
-              <w:jc w:val="center"/>
-            </w:pPr>
-            <w:r>
-              <w:t xml:space="preserve">☐</w:t>
-            </w:r>
-          </w:p>
-        </w:tc>
-      </w:tr>
-      <w:tr>
-        <w:tc>
-          <w:tcPr/>
-          <w:p>
-            <w:pPr>
-              <w:pStyle w:val="Compact"/>
-              <w:jc w:val="center"/>
-            </w:pPr>
-            <w:r>
-              <w:t xml:space="preserve">U5</w:t>
-            </w:r>
-          </w:p>
-        </w:tc>
-        <w:tc>
-          <w:tcPr/>
-          <w:p>
-            <w:pPr>
-              <w:pStyle w:val="Compact"/>
-            </w:pPr>
-            <w:r>
-              <w:t xml:space="preserve">El sistema sería</w:t>
-            </w:r>
-            <w:r>
-              <w:t xml:space="preserve"> </w:t>
-            </w:r>
-            <w:r>
-              <w:rPr>
-                <w:b/>
-                <w:bCs/>
-              </w:rPr>
-              <w:t xml:space="preserve">útil para orientar intervenciones</w:t>
-            </w:r>
-            <w:r>
-              <w:t xml:space="preserve"> </w:t>
-            </w:r>
-            <w:r>
-              <w:t xml:space="preserve">nutricionales en el territorio.</w:t>
-            </w:r>
-          </w:p>
-        </w:tc>
-        <w:tc>
-          <w:tcPr/>
-          <w:p>
-            <w:pPr>
-              <w:pStyle w:val="Compact"/>
-              <w:jc w:val="center"/>
-            </w:pPr>
-            <w:r>
-              <w:t xml:space="preserve">☐</w:t>
-            </w:r>
-          </w:p>
-        </w:tc>
-        <w:tc>
-          <w:tcPr/>
-          <w:p>
-            <w:pPr>
-              <w:pStyle w:val="Compact"/>
-              <w:jc w:val="center"/>
-            </w:pPr>
-            <w:r>
-              <w:t xml:space="preserve">☐</w:t>
-            </w:r>
-          </w:p>
-        </w:tc>
-        <w:tc>
-          <w:tcPr/>
-          <w:p>
-            <w:pPr>
-              <w:pStyle w:val="Compact"/>
-              <w:jc w:val="center"/>
-            </w:pPr>
-            <w:r>
-              <w:t xml:space="preserve">☐</w:t>
-            </w:r>
-          </w:p>
-        </w:tc>
-        <w:tc>
-          <w:tcPr/>
-          <w:p>
-            <w:pPr>
-              <w:pStyle w:val="Compact"/>
-              <w:jc w:val="center"/>
-            </w:pPr>
-            <w:r>
-              <w:t xml:space="preserve">☐</w:t>
-            </w:r>
-          </w:p>
-        </w:tc>
-        <w:tc>
-          <w:tcPr/>
-          <w:p>
-            <w:pPr>
-              <w:pStyle w:val="Compact"/>
-              <w:jc w:val="center"/>
-            </w:pPr>
-            <w:r>
-              <w:t xml:space="preserve">☐</w:t>
-            </w:r>
-          </w:p>
-        </w:tc>
-      </w:tr>
-      <w:tr>
-        <w:tc>
-          <w:tcPr/>
-          <w:p>
-            <w:pPr>
-              <w:pStyle w:val="Compact"/>
-              <w:jc w:val="center"/>
-            </w:pPr>
-            <w:r>
-              <w:t xml:space="preserve">U6</w:t>
-            </w:r>
-          </w:p>
-        </w:tc>
-        <w:tc>
-          <w:tcPr/>
-          <w:p>
-            <w:pPr>
-              <w:pStyle w:val="Compact"/>
-            </w:pPr>
-            <w:r>
-              <w:t xml:space="preserve">En conjunto, considero que el sistema</w:t>
-            </w:r>
-            <w:r>
-              <w:t xml:space="preserve"> </w:t>
-            </w:r>
-            <w:r>
-              <w:rPr>
-                <w:b/>
-                <w:bCs/>
-              </w:rPr>
-              <w:t xml:space="preserve">mejoraría la efectividad</w:t>
-            </w:r>
-            <w:r>
-              <w:t xml:space="preserve"> </w:t>
-            </w:r>
-            <w:r>
-              <w:t xml:space="preserve">del trabajo de focalización.</w:t>
+              <w:t xml:space="preserve">para decisiones sobre intervenciones nutricionales.</w:t>
             </w:r>
           </w:p>
         </w:tc>
@@ -1307,21 +996,14 @@
         </w:tc>
       </w:tr>
     </w:tbl>
-    <w:p>
-      <w:r>
-        <w:pict>
-          <v:rect style="width:0;height:1.5pt" o:hralign="center" o:hrstd="t" o:hr="t"/>
-        </w:pict>
-      </w:r>
-    </w:p>
     <w:bookmarkEnd w:id="11"/>
-    <w:bookmarkStart w:id="12" w:name="iv.-facilidad-de-uso-percibida"/>
+    <w:bookmarkStart w:id="12" w:name="iv.-calidad-del-resultado"/>
     <w:p>
       <w:pPr>
         <w:pStyle w:val="Heading2"/>
       </w:pPr>
       <w:r>
-        <w:t xml:space="preserve">IV. Facilidad de uso percibida</w:t>
+        <w:t xml:space="preserve">IV. Calidad del resultado</w:t>
       </w:r>
     </w:p>
     <w:p>
@@ -1333,7 +1015,7 @@
           <w:i/>
           <w:iCs/>
         </w:rPr>
-        <w:t xml:space="preserve">Mide si el sistema resulta comprensible y manejable.</w:t>
+        <w:t xml:space="preserve">¿Confía en lo que el sistema entrega?</w:t>
       </w:r>
     </w:p>
     <w:tbl>
@@ -1344,13 +1026,13 @@
         <w:tblLook w:firstRow="1" w:lastRow="0" w:firstColumn="0" w:lastColumn="0" w:noHBand="0" w:noVBand="0" w:val="0020"/>
       </w:tblPr>
       <w:tblGrid>
-        <w:gridCol w:w="1200"/>
-        <w:gridCol w:w="720"/>
-        <w:gridCol w:w="1200"/>
-        <w:gridCol w:w="1200"/>
-        <w:gridCol w:w="1200"/>
-        <w:gridCol w:w="1200"/>
-        <w:gridCol w:w="1200"/>
+        <w:gridCol w:w="495"/>
+        <w:gridCol w:w="4950"/>
+        <w:gridCol w:w="495"/>
+        <w:gridCol w:w="495"/>
+        <w:gridCol w:w="495"/>
+        <w:gridCol w:w="495"/>
+        <w:gridCol w:w="495"/>
       </w:tblGrid>
       <w:tr>
         <w:trPr>
@@ -1449,18 +1131,18 @@
               <w:jc w:val="center"/>
             </w:pPr>
             <w:r>
-              <w:t xml:space="preserve">F1</w:t>
-            </w:r>
-          </w:p>
-        </w:tc>
-        <w:tc>
-          <w:tcPr/>
-          <w:p>
-            <w:pPr>
-              <w:pStyle w:val="Compact"/>
-            </w:pPr>
-            <w:r>
-              <w:t xml:space="preserve">La interfaz del sistema es</w:t>
+              <w:t xml:space="preserve">C1</w:t>
+            </w:r>
+          </w:p>
+        </w:tc>
+        <w:tc>
+          <w:tcPr/>
+          <w:p>
+            <w:pPr>
+              <w:pStyle w:val="Compact"/>
+            </w:pPr>
+            <w:r>
+              <w:t xml:space="preserve">Los factores de riesgo que identifica por departamento son</w:t>
             </w:r>
             <w:r>
               <w:t xml:space="preserve"> </w:t>
@@ -1470,13 +1152,13 @@
                 <w:b/>
                 <w:bCs/>
               </w:rPr>
-              <w:t xml:space="preserve">clara</w:t>
+              <w:t xml:space="preserve">coherentes</w:t>
             </w:r>
             <w:r>
               <w:t xml:space="preserve"> </w:t>
             </w:r>
             <w:r>
-              <w:t xml:space="preserve">y fácil de entender.</w:t>
+              <w:t xml:space="preserve">con mi experiencia profesional.</w:t>
             </w:r>
           </w:p>
         </w:tc>
@@ -1550,18 +1232,18 @@
               <w:jc w:val="center"/>
             </w:pPr>
             <w:r>
-              <w:t xml:space="preserve">F2</w:t>
-            </w:r>
-          </w:p>
-        </w:tc>
-        <w:tc>
-          <w:tcPr/>
-          <w:p>
-            <w:pPr>
-              <w:pStyle w:val="Compact"/>
-            </w:pPr>
-            <w:r>
-              <w:t xml:space="preserve">El mapa de riesgo por departamento se</w:t>
+              <w:t xml:space="preserve">C2</w:t>
+            </w:r>
+          </w:p>
+        </w:tc>
+        <w:tc>
+          <w:tcPr/>
+          <w:p>
+            <w:pPr>
+              <w:pStyle w:val="Compact"/>
+            </w:pPr>
+            <w:r>
+              <w:t xml:space="preserve">El nivel de desempeño presentado es</w:t>
             </w:r>
             <w:r>
               <w:t xml:space="preserve"> </w:t>
@@ -1571,10 +1253,13 @@
                 <w:b/>
                 <w:bCs/>
               </w:rPr>
-              <w:t xml:space="preserve">interpreta sin dificultad</w:t>
-            </w:r>
-            <w:r>
-              <w:t xml:space="preserve">.</w:t>
+              <w:t xml:space="preserve">suficiente</w:t>
+            </w:r>
+            <w:r>
+              <w:t xml:space="preserve"> </w:t>
+            </w:r>
+            <w:r>
+              <w:t xml:space="preserve">para priorizar a quién evaluar primero.</w:t>
             </w:r>
           </w:p>
         </w:tc>
@@ -1648,18 +1333,18 @@
               <w:jc w:val="center"/>
             </w:pPr>
             <w:r>
-              <w:t xml:space="preserve">F3</w:t>
-            </w:r>
-          </w:p>
-        </w:tc>
-        <w:tc>
-          <w:tcPr/>
-          <w:p>
-            <w:pPr>
-              <w:pStyle w:val="Compact"/>
-            </w:pPr>
-            <w:r>
-              <w:t xml:space="preserve">Los datos que solicita el predictor individual son</w:t>
+              <w:t xml:space="preserve">C3</w:t>
+            </w:r>
+          </w:p>
+        </w:tc>
+        <w:tc>
+          <w:tcPr/>
+          <w:p>
+            <w:pPr>
+              <w:pStyle w:val="Compact"/>
+            </w:pPr>
+            <w:r>
+              <w:t xml:space="preserve">Confiaría en el resultado del sistema como</w:t>
             </w:r>
             <w:r>
               <w:t xml:space="preserve"> </w:t>
@@ -1669,313 +1354,13 @@
                 <w:b/>
                 <w:bCs/>
               </w:rPr>
-              <w:t xml:space="preserve">accesibles</w:t>
+              <w:t xml:space="preserve">apoyo</w:t>
             </w:r>
             <w:r>
               <w:t xml:space="preserve"> </w:t>
             </w:r>
             <w:r>
-              <w:t xml:space="preserve">en la práctica habitual.</w:t>
-            </w:r>
-          </w:p>
-        </w:tc>
-        <w:tc>
-          <w:tcPr/>
-          <w:p>
-            <w:pPr>
-              <w:pStyle w:val="Compact"/>
-              <w:jc w:val="center"/>
-            </w:pPr>
-            <w:r>
-              <w:t xml:space="preserve">☐</w:t>
-            </w:r>
-          </w:p>
-        </w:tc>
-        <w:tc>
-          <w:tcPr/>
-          <w:p>
-            <w:pPr>
-              <w:pStyle w:val="Compact"/>
-              <w:jc w:val="center"/>
-            </w:pPr>
-            <w:r>
-              <w:t xml:space="preserve">☐</w:t>
-            </w:r>
-          </w:p>
-        </w:tc>
-        <w:tc>
-          <w:tcPr/>
-          <w:p>
-            <w:pPr>
-              <w:pStyle w:val="Compact"/>
-              <w:jc w:val="center"/>
-            </w:pPr>
-            <w:r>
-              <w:t xml:space="preserve">☐</w:t>
-            </w:r>
-          </w:p>
-        </w:tc>
-        <w:tc>
-          <w:tcPr/>
-          <w:p>
-            <w:pPr>
-              <w:pStyle w:val="Compact"/>
-              <w:jc w:val="center"/>
-            </w:pPr>
-            <w:r>
-              <w:t xml:space="preserve">☐</w:t>
-            </w:r>
-          </w:p>
-        </w:tc>
-        <w:tc>
-          <w:tcPr/>
-          <w:p>
-            <w:pPr>
-              <w:pStyle w:val="Compact"/>
-              <w:jc w:val="center"/>
-            </w:pPr>
-            <w:r>
-              <w:t xml:space="preserve">☐</w:t>
-            </w:r>
-          </w:p>
-        </w:tc>
-      </w:tr>
-      <w:tr>
-        <w:tc>
-          <w:tcPr/>
-          <w:p>
-            <w:pPr>
-              <w:pStyle w:val="Compact"/>
-              <w:jc w:val="center"/>
-            </w:pPr>
-            <w:r>
-              <w:t xml:space="preserve">F4</w:t>
-            </w:r>
-          </w:p>
-        </w:tc>
-        <w:tc>
-          <w:tcPr/>
-          <w:p>
-            <w:pPr>
-              <w:pStyle w:val="Compact"/>
-            </w:pPr>
-            <w:r>
-              <w:t xml:space="preserve">El resultado que entrega es</w:t>
-            </w:r>
-            <w:r>
-              <w:t xml:space="preserve"> </w:t>
-            </w:r>
-            <w:r>
-              <w:rPr>
-                <w:b/>
-                <w:bCs/>
-              </w:rPr>
-              <w:t xml:space="preserve">comprensible</w:t>
-            </w:r>
-            <w:r>
-              <w:t xml:space="preserve"> </w:t>
-            </w:r>
-            <w:r>
-              <w:t xml:space="preserve">para un profesional de salud sin formación en informática.</w:t>
-            </w:r>
-          </w:p>
-        </w:tc>
-        <w:tc>
-          <w:tcPr/>
-          <w:p>
-            <w:pPr>
-              <w:pStyle w:val="Compact"/>
-              <w:jc w:val="center"/>
-            </w:pPr>
-            <w:r>
-              <w:t xml:space="preserve">☐</w:t>
-            </w:r>
-          </w:p>
-        </w:tc>
-        <w:tc>
-          <w:tcPr/>
-          <w:p>
-            <w:pPr>
-              <w:pStyle w:val="Compact"/>
-              <w:jc w:val="center"/>
-            </w:pPr>
-            <w:r>
-              <w:t xml:space="preserve">☐</w:t>
-            </w:r>
-          </w:p>
-        </w:tc>
-        <w:tc>
-          <w:tcPr/>
-          <w:p>
-            <w:pPr>
-              <w:pStyle w:val="Compact"/>
-              <w:jc w:val="center"/>
-            </w:pPr>
-            <w:r>
-              <w:t xml:space="preserve">☐</w:t>
-            </w:r>
-          </w:p>
-        </w:tc>
-        <w:tc>
-          <w:tcPr/>
-          <w:p>
-            <w:pPr>
-              <w:pStyle w:val="Compact"/>
-              <w:jc w:val="center"/>
-            </w:pPr>
-            <w:r>
-              <w:t xml:space="preserve">☐</w:t>
-            </w:r>
-          </w:p>
-        </w:tc>
-        <w:tc>
-          <w:tcPr/>
-          <w:p>
-            <w:pPr>
-              <w:pStyle w:val="Compact"/>
-              <w:jc w:val="center"/>
-            </w:pPr>
-            <w:r>
-              <w:t xml:space="preserve">☐</w:t>
-            </w:r>
-          </w:p>
-        </w:tc>
-      </w:tr>
-      <w:tr>
-        <w:tc>
-          <w:tcPr/>
-          <w:p>
-            <w:pPr>
-              <w:pStyle w:val="Compact"/>
-              <w:jc w:val="center"/>
-            </w:pPr>
-            <w:r>
-              <w:t xml:space="preserve">F5</w:t>
-            </w:r>
-          </w:p>
-        </w:tc>
-        <w:tc>
-          <w:tcPr/>
-          <w:p>
-            <w:pPr>
-              <w:pStyle w:val="Compact"/>
-            </w:pPr>
-            <w:r>
-              <w:t xml:space="preserve">Aprender a usar el sistema</w:t>
-            </w:r>
-            <w:r>
-              <w:t xml:space="preserve"> </w:t>
-            </w:r>
-            <w:r>
-              <w:rPr>
-                <w:b/>
-                <w:bCs/>
-              </w:rPr>
-              <w:t xml:space="preserve">no requeriría</w:t>
-            </w:r>
-            <w:r>
-              <w:t xml:space="preserve"> </w:t>
-            </w:r>
-            <w:r>
-              <w:t xml:space="preserve">una capacitación extensa.</w:t>
-            </w:r>
-          </w:p>
-        </w:tc>
-        <w:tc>
-          <w:tcPr/>
-          <w:p>
-            <w:pPr>
-              <w:pStyle w:val="Compact"/>
-              <w:jc w:val="center"/>
-            </w:pPr>
-            <w:r>
-              <w:t xml:space="preserve">☐</w:t>
-            </w:r>
-          </w:p>
-        </w:tc>
-        <w:tc>
-          <w:tcPr/>
-          <w:p>
-            <w:pPr>
-              <w:pStyle w:val="Compact"/>
-              <w:jc w:val="center"/>
-            </w:pPr>
-            <w:r>
-              <w:t xml:space="preserve">☐</w:t>
-            </w:r>
-          </w:p>
-        </w:tc>
-        <w:tc>
-          <w:tcPr/>
-          <w:p>
-            <w:pPr>
-              <w:pStyle w:val="Compact"/>
-              <w:jc w:val="center"/>
-            </w:pPr>
-            <w:r>
-              <w:t xml:space="preserve">☐</w:t>
-            </w:r>
-          </w:p>
-        </w:tc>
-        <w:tc>
-          <w:tcPr/>
-          <w:p>
-            <w:pPr>
-              <w:pStyle w:val="Compact"/>
-              <w:jc w:val="center"/>
-            </w:pPr>
-            <w:r>
-              <w:t xml:space="preserve">☐</w:t>
-            </w:r>
-          </w:p>
-        </w:tc>
-        <w:tc>
-          <w:tcPr/>
-          <w:p>
-            <w:pPr>
-              <w:pStyle w:val="Compact"/>
-              <w:jc w:val="center"/>
-            </w:pPr>
-            <w:r>
-              <w:t xml:space="preserve">☐</w:t>
-            </w:r>
-          </w:p>
-        </w:tc>
-      </w:tr>
-      <w:tr>
-        <w:tc>
-          <w:tcPr/>
-          <w:p>
-            <w:pPr>
-              <w:pStyle w:val="Compact"/>
-              <w:jc w:val="center"/>
-            </w:pPr>
-            <w:r>
-              <w:t xml:space="preserve">F6</w:t>
-            </w:r>
-          </w:p>
-        </w:tc>
-        <w:tc>
-          <w:tcPr/>
-          <w:p>
-            <w:pPr>
-              <w:pStyle w:val="Compact"/>
-            </w:pPr>
-            <w:r>
-              <w:t xml:space="preserve">En conjunto, considero que el sistema es</w:t>
-            </w:r>
-            <w:r>
-              <w:t xml:space="preserve"> </w:t>
-            </w:r>
-            <w:r>
-              <w:rPr>
-                <w:b/>
-                <w:bCs/>
-              </w:rPr>
-              <w:t xml:space="preserve">fácil de usar</w:t>
-            </w:r>
-            <w:r>
-              <w:t xml:space="preserve">.</w:t>
+              <w:t xml:space="preserve">a la decisión, no como sustituto del juicio clínico.</w:t>
             </w:r>
           </w:p>
         </w:tc>
@@ -2041,21 +1426,26 @@
         </w:tc>
       </w:tr>
     </w:tbl>
-    <w:p>
-      <w:r>
-        <w:pict>
-          <v:rect style="width:0;height:1.5pt" o:hralign="center" o:hrstd="t" o:hr="t"/>
-        </w:pict>
-      </w:r>
-    </w:p>
     <w:bookmarkEnd w:id="12"/>
-    <w:bookmarkStart w:id="13" w:name="v.-intención-de-uso"/>
+    <w:bookmarkStart w:id="13" w:name="v.-demostrabilidad-del-resultado"/>
     <w:p>
       <w:pPr>
         <w:pStyle w:val="Heading2"/>
       </w:pPr>
       <w:r>
-        <w:t xml:space="preserve">V. Intención de uso</w:t>
+        <w:t xml:space="preserve">V. Demostrabilidad del resultado</w:t>
+      </w:r>
+    </w:p>
+    <w:p>
+      <w:pPr>
+        <w:pStyle w:val="FirstParagraph"/>
+      </w:pPr>
+      <w:r>
+        <w:rPr>
+          <w:i/>
+          <w:iCs/>
+        </w:rPr>
+        <w:t xml:space="preserve">¿Se entiende por qué el sistema llega a su resultado?</w:t>
       </w:r>
     </w:p>
     <w:tbl>
@@ -2066,13 +1456,13 @@
         <w:tblLook w:firstRow="1" w:lastRow="0" w:firstColumn="0" w:lastColumn="0" w:noHBand="0" w:noVBand="0" w:val="0020"/>
       </w:tblPr>
       <w:tblGrid>
-        <w:gridCol w:w="1200"/>
-        <w:gridCol w:w="720"/>
-        <w:gridCol w:w="1200"/>
-        <w:gridCol w:w="1200"/>
-        <w:gridCol w:w="1200"/>
-        <w:gridCol w:w="1200"/>
-        <w:gridCol w:w="1200"/>
+        <w:gridCol w:w="495"/>
+        <w:gridCol w:w="4950"/>
+        <w:gridCol w:w="495"/>
+        <w:gridCol w:w="495"/>
+        <w:gridCol w:w="495"/>
+        <w:gridCol w:w="495"/>
+        <w:gridCol w:w="495"/>
       </w:tblGrid>
       <w:tr>
         <w:trPr>
@@ -2171,6 +1561,2129 @@
               <w:jc w:val="center"/>
             </w:pPr>
             <w:r>
+              <w:t xml:space="preserve">D1</w:t>
+            </w:r>
+          </w:p>
+        </w:tc>
+        <w:tc>
+          <w:tcPr/>
+          <w:p>
+            <w:pPr>
+              <w:pStyle w:val="Compact"/>
+            </w:pPr>
+            <w:r>
+              <w:t xml:space="preserve">Comprendo</w:t>
+            </w:r>
+            <w:r>
+              <w:t xml:space="preserve"> </w:t>
+            </w:r>
+            <w:r>
+              <w:rPr>
+                <w:b/>
+                <w:bCs/>
+              </w:rPr>
+              <w:t xml:space="preserve">por qué</w:t>
+            </w:r>
+            <w:r>
+              <w:t xml:space="preserve"> </w:t>
+            </w:r>
+            <w:r>
+              <w:t xml:space="preserve">el sistema asigna un nivel de riesgo a un niño concreto.</w:t>
+            </w:r>
+          </w:p>
+        </w:tc>
+        <w:tc>
+          <w:tcPr/>
+          <w:p>
+            <w:pPr>
+              <w:pStyle w:val="Compact"/>
+              <w:jc w:val="center"/>
+            </w:pPr>
+            <w:r>
+              <w:t xml:space="preserve">☐</w:t>
+            </w:r>
+          </w:p>
+        </w:tc>
+        <w:tc>
+          <w:tcPr/>
+          <w:p>
+            <w:pPr>
+              <w:pStyle w:val="Compact"/>
+              <w:jc w:val="center"/>
+            </w:pPr>
+            <w:r>
+              <w:t xml:space="preserve">☐</w:t>
+            </w:r>
+          </w:p>
+        </w:tc>
+        <w:tc>
+          <w:tcPr/>
+          <w:p>
+            <w:pPr>
+              <w:pStyle w:val="Compact"/>
+              <w:jc w:val="center"/>
+            </w:pPr>
+            <w:r>
+              <w:t xml:space="preserve">☐</w:t>
+            </w:r>
+          </w:p>
+        </w:tc>
+        <w:tc>
+          <w:tcPr/>
+          <w:p>
+            <w:pPr>
+              <w:pStyle w:val="Compact"/>
+              <w:jc w:val="center"/>
+            </w:pPr>
+            <w:r>
+              <w:t xml:space="preserve">☐</w:t>
+            </w:r>
+          </w:p>
+        </w:tc>
+        <w:tc>
+          <w:tcPr/>
+          <w:p>
+            <w:pPr>
+              <w:pStyle w:val="Compact"/>
+              <w:jc w:val="center"/>
+            </w:pPr>
+            <w:r>
+              <w:t xml:space="preserve">☐</w:t>
+            </w:r>
+          </w:p>
+        </w:tc>
+      </w:tr>
+      <w:tr>
+        <w:tc>
+          <w:tcPr/>
+          <w:p>
+            <w:pPr>
+              <w:pStyle w:val="Compact"/>
+              <w:jc w:val="center"/>
+            </w:pPr>
+            <w:r>
+              <w:t xml:space="preserve">D2</w:t>
+            </w:r>
+          </w:p>
+        </w:tc>
+        <w:tc>
+          <w:tcPr/>
+          <w:p>
+            <w:pPr>
+              <w:pStyle w:val="Compact"/>
+            </w:pPr>
+            <w:r>
+              <w:t xml:space="preserve">Podría</w:t>
+            </w:r>
+            <w:r>
+              <w:t xml:space="preserve"> </w:t>
+            </w:r>
+            <w:r>
+              <w:rPr>
+                <w:b/>
+                <w:bCs/>
+              </w:rPr>
+              <w:t xml:space="preserve">explicar a un colega</w:t>
+            </w:r>
+            <w:r>
+              <w:t xml:space="preserve"> </w:t>
+            </w:r>
+            <w:r>
+              <w:t xml:space="preserve">los resultados que entrega el sistema.</w:t>
+            </w:r>
+          </w:p>
+        </w:tc>
+        <w:tc>
+          <w:tcPr/>
+          <w:p>
+            <w:pPr>
+              <w:pStyle w:val="Compact"/>
+              <w:jc w:val="center"/>
+            </w:pPr>
+            <w:r>
+              <w:t xml:space="preserve">☐</w:t>
+            </w:r>
+          </w:p>
+        </w:tc>
+        <w:tc>
+          <w:tcPr/>
+          <w:p>
+            <w:pPr>
+              <w:pStyle w:val="Compact"/>
+              <w:jc w:val="center"/>
+            </w:pPr>
+            <w:r>
+              <w:t xml:space="preserve">☐</w:t>
+            </w:r>
+          </w:p>
+        </w:tc>
+        <w:tc>
+          <w:tcPr/>
+          <w:p>
+            <w:pPr>
+              <w:pStyle w:val="Compact"/>
+              <w:jc w:val="center"/>
+            </w:pPr>
+            <w:r>
+              <w:t xml:space="preserve">☐</w:t>
+            </w:r>
+          </w:p>
+        </w:tc>
+        <w:tc>
+          <w:tcPr/>
+          <w:p>
+            <w:pPr>
+              <w:pStyle w:val="Compact"/>
+              <w:jc w:val="center"/>
+            </w:pPr>
+            <w:r>
+              <w:t xml:space="preserve">☐</w:t>
+            </w:r>
+          </w:p>
+        </w:tc>
+        <w:tc>
+          <w:tcPr/>
+          <w:p>
+            <w:pPr>
+              <w:pStyle w:val="Compact"/>
+              <w:jc w:val="center"/>
+            </w:pPr>
+            <w:r>
+              <w:t xml:space="preserve">☐</w:t>
+            </w:r>
+          </w:p>
+        </w:tc>
+      </w:tr>
+    </w:tbl>
+    <w:bookmarkEnd w:id="13"/>
+    <w:bookmarkStart w:id="14" w:name="vi.-utilidad-percibida"/>
+    <w:p>
+      <w:pPr>
+        <w:pStyle w:val="Heading2"/>
+      </w:pPr>
+      <w:r>
+        <w:t xml:space="preserve">VI. Utilidad percibida</w:t>
+      </w:r>
+    </w:p>
+    <w:p>
+      <w:pPr>
+        <w:pStyle w:val="FirstParagraph"/>
+      </w:pPr>
+      <w:r>
+        <w:rPr>
+          <w:i/>
+          <w:iCs/>
+        </w:rPr>
+        <w:t xml:space="preserve">¿El sistema mejoraría su trabajo?</w:t>
+      </w:r>
+    </w:p>
+    <w:tbl>
+      <w:tblPr>
+        <w:tblStyle w:val="Table"/>
+        <w:tblW w:type="pct" w:w="5000"/>
+        <w:tblLayout w:type="fixed"/>
+        <w:tblLook w:firstRow="1" w:lastRow="0" w:firstColumn="0" w:lastColumn="0" w:noHBand="0" w:noVBand="0" w:val="0020"/>
+      </w:tblPr>
+      <w:tblGrid>
+        <w:gridCol w:w="495"/>
+        <w:gridCol w:w="4950"/>
+        <w:gridCol w:w="495"/>
+        <w:gridCol w:w="495"/>
+        <w:gridCol w:w="495"/>
+        <w:gridCol w:w="495"/>
+        <w:gridCol w:w="495"/>
+      </w:tblGrid>
+      <w:tr>
+        <w:trPr>
+          <w:tblHeader w:val="on"/>
+        </w:trPr>
+        <w:tc>
+          <w:tcPr/>
+          <w:p>
+            <w:pPr>
+              <w:pStyle w:val="Compact"/>
+              <w:jc w:val="center"/>
+            </w:pPr>
+            <w:r>
+              <w:t xml:space="preserve">N.º</w:t>
+            </w:r>
+          </w:p>
+        </w:tc>
+        <w:tc>
+          <w:tcPr/>
+          <w:p>
+            <w:pPr>
+              <w:pStyle w:val="Compact"/>
+            </w:pPr>
+            <w:r>
+              <w:t xml:space="preserve">Afirmación</w:t>
+            </w:r>
+          </w:p>
+        </w:tc>
+        <w:tc>
+          <w:tcPr/>
+          <w:p>
+            <w:pPr>
+              <w:pStyle w:val="Compact"/>
+              <w:jc w:val="center"/>
+            </w:pPr>
+            <w:r>
+              <w:t xml:space="preserve">1</w:t>
+            </w:r>
+          </w:p>
+        </w:tc>
+        <w:tc>
+          <w:tcPr/>
+          <w:p>
+            <w:pPr>
+              <w:pStyle w:val="Compact"/>
+              <w:jc w:val="center"/>
+            </w:pPr>
+            <w:r>
+              <w:t xml:space="preserve">2</w:t>
+            </w:r>
+          </w:p>
+        </w:tc>
+        <w:tc>
+          <w:tcPr/>
+          <w:p>
+            <w:pPr>
+              <w:pStyle w:val="Compact"/>
+              <w:jc w:val="center"/>
+            </w:pPr>
+            <w:r>
+              <w:t xml:space="preserve">3</w:t>
+            </w:r>
+          </w:p>
+        </w:tc>
+        <w:tc>
+          <w:tcPr/>
+          <w:p>
+            <w:pPr>
+              <w:pStyle w:val="Compact"/>
+              <w:jc w:val="center"/>
+            </w:pPr>
+            <w:r>
+              <w:t xml:space="preserve">4</w:t>
+            </w:r>
+          </w:p>
+        </w:tc>
+        <w:tc>
+          <w:tcPr/>
+          <w:p>
+            <w:pPr>
+              <w:pStyle w:val="Compact"/>
+              <w:jc w:val="center"/>
+            </w:pPr>
+            <w:r>
+              <w:t xml:space="preserve">5</w:t>
+            </w:r>
+          </w:p>
+        </w:tc>
+      </w:tr>
+      <w:tr>
+        <w:tc>
+          <w:tcPr/>
+          <w:p>
+            <w:pPr>
+              <w:pStyle w:val="Compact"/>
+              <w:jc w:val="center"/>
+            </w:pPr>
+            <w:r>
+              <w:t xml:space="preserve">U1</w:t>
+            </w:r>
+          </w:p>
+        </w:tc>
+        <w:tc>
+          <w:tcPr/>
+          <w:p>
+            <w:pPr>
+              <w:pStyle w:val="Compact"/>
+            </w:pPr>
+            <w:r>
+              <w:t xml:space="preserve">El sistema permitiría</w:t>
+            </w:r>
+            <w:r>
+              <w:t xml:space="preserve"> </w:t>
+            </w:r>
+            <w:r>
+              <w:rPr>
+                <w:b/>
+                <w:bCs/>
+              </w:rPr>
+              <w:t xml:space="preserve">priorizar</w:t>
+            </w:r>
+            <w:r>
+              <w:t xml:space="preserve"> </w:t>
+            </w:r>
+            <w:r>
+              <w:t xml:space="preserve">qué niños atender primero cuando los recursos son limitados.</w:t>
+            </w:r>
+          </w:p>
+        </w:tc>
+        <w:tc>
+          <w:tcPr/>
+          <w:p>
+            <w:pPr>
+              <w:pStyle w:val="Compact"/>
+              <w:jc w:val="center"/>
+            </w:pPr>
+            <w:r>
+              <w:t xml:space="preserve">☐</w:t>
+            </w:r>
+          </w:p>
+        </w:tc>
+        <w:tc>
+          <w:tcPr/>
+          <w:p>
+            <w:pPr>
+              <w:pStyle w:val="Compact"/>
+              <w:jc w:val="center"/>
+            </w:pPr>
+            <w:r>
+              <w:t xml:space="preserve">☐</w:t>
+            </w:r>
+          </w:p>
+        </w:tc>
+        <w:tc>
+          <w:tcPr/>
+          <w:p>
+            <w:pPr>
+              <w:pStyle w:val="Compact"/>
+              <w:jc w:val="center"/>
+            </w:pPr>
+            <w:r>
+              <w:t xml:space="preserve">☐</w:t>
+            </w:r>
+          </w:p>
+        </w:tc>
+        <w:tc>
+          <w:tcPr/>
+          <w:p>
+            <w:pPr>
+              <w:pStyle w:val="Compact"/>
+              <w:jc w:val="center"/>
+            </w:pPr>
+            <w:r>
+              <w:t xml:space="preserve">☐</w:t>
+            </w:r>
+          </w:p>
+        </w:tc>
+        <w:tc>
+          <w:tcPr/>
+          <w:p>
+            <w:pPr>
+              <w:pStyle w:val="Compact"/>
+              <w:jc w:val="center"/>
+            </w:pPr>
+            <w:r>
+              <w:t xml:space="preserve">☐</w:t>
+            </w:r>
+          </w:p>
+        </w:tc>
+      </w:tr>
+      <w:tr>
+        <w:tc>
+          <w:tcPr/>
+          <w:p>
+            <w:pPr>
+              <w:pStyle w:val="Compact"/>
+              <w:jc w:val="center"/>
+            </w:pPr>
+            <w:r>
+              <w:t xml:space="preserve">U2</w:t>
+            </w:r>
+          </w:p>
+        </w:tc>
+        <w:tc>
+          <w:tcPr/>
+          <w:p>
+            <w:pPr>
+              <w:pStyle w:val="Compact"/>
+            </w:pPr>
+            <w:r>
+              <w:t xml:space="preserve">Usarlo</w:t>
+            </w:r>
+            <w:r>
+              <w:t xml:space="preserve"> </w:t>
+            </w:r>
+            <w:r>
+              <w:rPr>
+                <w:b/>
+                <w:bCs/>
+              </w:rPr>
+              <w:t xml:space="preserve">ahorraría tiempo</w:t>
+            </w:r>
+            <w:r>
+              <w:t xml:space="preserve"> </w:t>
+            </w:r>
+            <w:r>
+              <w:t xml:space="preserve">frente a los métodos actuales de identificación de casos.</w:t>
+            </w:r>
+          </w:p>
+        </w:tc>
+        <w:tc>
+          <w:tcPr/>
+          <w:p>
+            <w:pPr>
+              <w:pStyle w:val="Compact"/>
+              <w:jc w:val="center"/>
+            </w:pPr>
+            <w:r>
+              <w:t xml:space="preserve">☐</w:t>
+            </w:r>
+          </w:p>
+        </w:tc>
+        <w:tc>
+          <w:tcPr/>
+          <w:p>
+            <w:pPr>
+              <w:pStyle w:val="Compact"/>
+              <w:jc w:val="center"/>
+            </w:pPr>
+            <w:r>
+              <w:t xml:space="preserve">☐</w:t>
+            </w:r>
+          </w:p>
+        </w:tc>
+        <w:tc>
+          <w:tcPr/>
+          <w:p>
+            <w:pPr>
+              <w:pStyle w:val="Compact"/>
+              <w:jc w:val="center"/>
+            </w:pPr>
+            <w:r>
+              <w:t xml:space="preserve">☐</w:t>
+            </w:r>
+          </w:p>
+        </w:tc>
+        <w:tc>
+          <w:tcPr/>
+          <w:p>
+            <w:pPr>
+              <w:pStyle w:val="Compact"/>
+              <w:jc w:val="center"/>
+            </w:pPr>
+            <w:r>
+              <w:t xml:space="preserve">☐</w:t>
+            </w:r>
+          </w:p>
+        </w:tc>
+        <w:tc>
+          <w:tcPr/>
+          <w:p>
+            <w:pPr>
+              <w:pStyle w:val="Compact"/>
+              <w:jc w:val="center"/>
+            </w:pPr>
+            <w:r>
+              <w:t xml:space="preserve">☐</w:t>
+            </w:r>
+          </w:p>
+        </w:tc>
+      </w:tr>
+      <w:tr>
+        <w:tc>
+          <w:tcPr/>
+          <w:p>
+            <w:pPr>
+              <w:pStyle w:val="Compact"/>
+              <w:jc w:val="center"/>
+            </w:pPr>
+            <w:r>
+              <w:t xml:space="preserve">U3</w:t>
+            </w:r>
+          </w:p>
+        </w:tc>
+        <w:tc>
+          <w:tcPr/>
+          <w:p>
+            <w:pPr>
+              <w:pStyle w:val="Compact"/>
+            </w:pPr>
+            <w:r>
+              <w:t xml:space="preserve">Sería</w:t>
+            </w:r>
+            <w:r>
+              <w:t xml:space="preserve"> </w:t>
+            </w:r>
+            <w:r>
+              <w:rPr>
+                <w:b/>
+                <w:bCs/>
+              </w:rPr>
+              <w:t xml:space="preserve">útil para orientar</w:t>
+            </w:r>
+            <w:r>
+              <w:t xml:space="preserve"> </w:t>
+            </w:r>
+            <w:r>
+              <w:t xml:space="preserve">intervenciones distintas según el territorio.</w:t>
+            </w:r>
+          </w:p>
+        </w:tc>
+        <w:tc>
+          <w:tcPr/>
+          <w:p>
+            <w:pPr>
+              <w:pStyle w:val="Compact"/>
+              <w:jc w:val="center"/>
+            </w:pPr>
+            <w:r>
+              <w:t xml:space="preserve">☐</w:t>
+            </w:r>
+          </w:p>
+        </w:tc>
+        <w:tc>
+          <w:tcPr/>
+          <w:p>
+            <w:pPr>
+              <w:pStyle w:val="Compact"/>
+              <w:jc w:val="center"/>
+            </w:pPr>
+            <w:r>
+              <w:t xml:space="preserve">☐</w:t>
+            </w:r>
+          </w:p>
+        </w:tc>
+        <w:tc>
+          <w:tcPr/>
+          <w:p>
+            <w:pPr>
+              <w:pStyle w:val="Compact"/>
+              <w:jc w:val="center"/>
+            </w:pPr>
+            <w:r>
+              <w:t xml:space="preserve">☐</w:t>
+            </w:r>
+          </w:p>
+        </w:tc>
+        <w:tc>
+          <w:tcPr/>
+          <w:p>
+            <w:pPr>
+              <w:pStyle w:val="Compact"/>
+              <w:jc w:val="center"/>
+            </w:pPr>
+            <w:r>
+              <w:t xml:space="preserve">☐</w:t>
+            </w:r>
+          </w:p>
+        </w:tc>
+        <w:tc>
+          <w:tcPr/>
+          <w:p>
+            <w:pPr>
+              <w:pStyle w:val="Compact"/>
+              <w:jc w:val="center"/>
+            </w:pPr>
+            <w:r>
+              <w:t xml:space="preserve">☐</w:t>
+            </w:r>
+          </w:p>
+        </w:tc>
+      </w:tr>
+      <w:tr>
+        <w:tc>
+          <w:tcPr/>
+          <w:p>
+            <w:pPr>
+              <w:pStyle w:val="Compact"/>
+              <w:jc w:val="center"/>
+            </w:pPr>
+            <w:r>
+              <w:t xml:space="preserve">U4</w:t>
+            </w:r>
+          </w:p>
+        </w:tc>
+        <w:tc>
+          <w:tcPr/>
+          <w:p>
+            <w:pPr>
+              <w:pStyle w:val="Compact"/>
+            </w:pPr>
+            <w:r>
+              <w:t xml:space="preserve">En conjunto,</w:t>
+            </w:r>
+            <w:r>
+              <w:t xml:space="preserve"> </w:t>
+            </w:r>
+            <w:r>
+              <w:rPr>
+                <w:b/>
+                <w:bCs/>
+              </w:rPr>
+              <w:t xml:space="preserve">mejoraría la efectividad</w:t>
+            </w:r>
+            <w:r>
+              <w:t xml:space="preserve"> </w:t>
+            </w:r>
+            <w:r>
+              <w:t xml:space="preserve">del trabajo de focalización.</w:t>
+            </w:r>
+          </w:p>
+        </w:tc>
+        <w:tc>
+          <w:tcPr/>
+          <w:p>
+            <w:pPr>
+              <w:pStyle w:val="Compact"/>
+              <w:jc w:val="center"/>
+            </w:pPr>
+            <w:r>
+              <w:t xml:space="preserve">☐</w:t>
+            </w:r>
+          </w:p>
+        </w:tc>
+        <w:tc>
+          <w:tcPr/>
+          <w:p>
+            <w:pPr>
+              <w:pStyle w:val="Compact"/>
+              <w:jc w:val="center"/>
+            </w:pPr>
+            <w:r>
+              <w:t xml:space="preserve">☐</w:t>
+            </w:r>
+          </w:p>
+        </w:tc>
+        <w:tc>
+          <w:tcPr/>
+          <w:p>
+            <w:pPr>
+              <w:pStyle w:val="Compact"/>
+              <w:jc w:val="center"/>
+            </w:pPr>
+            <w:r>
+              <w:t xml:space="preserve">☐</w:t>
+            </w:r>
+          </w:p>
+        </w:tc>
+        <w:tc>
+          <w:tcPr/>
+          <w:p>
+            <w:pPr>
+              <w:pStyle w:val="Compact"/>
+              <w:jc w:val="center"/>
+            </w:pPr>
+            <w:r>
+              <w:t xml:space="preserve">☐</w:t>
+            </w:r>
+          </w:p>
+        </w:tc>
+        <w:tc>
+          <w:tcPr/>
+          <w:p>
+            <w:pPr>
+              <w:pStyle w:val="Compact"/>
+              <w:jc w:val="center"/>
+            </w:pPr>
+            <w:r>
+              <w:t xml:space="preserve">☐</w:t>
+            </w:r>
+          </w:p>
+        </w:tc>
+      </w:tr>
+    </w:tbl>
+    <w:bookmarkEnd w:id="14"/>
+    <w:bookmarkStart w:id="15" w:name="vii.-facilidad-de-uso-percibida"/>
+    <w:p>
+      <w:pPr>
+        <w:pStyle w:val="Heading2"/>
+      </w:pPr>
+      <w:r>
+        <w:t xml:space="preserve">VII. Facilidad de uso percibida</w:t>
+      </w:r>
+    </w:p>
+    <w:p>
+      <w:pPr>
+        <w:pStyle w:val="FirstParagraph"/>
+      </w:pPr>
+      <w:r>
+        <w:rPr>
+          <w:i/>
+          <w:iCs/>
+        </w:rPr>
+        <w:t xml:space="preserve">¿El sistema resulta sencillo de usar?</w:t>
+      </w:r>
+    </w:p>
+    <w:tbl>
+      <w:tblPr>
+        <w:tblStyle w:val="Table"/>
+        <w:tblW w:type="pct" w:w="5000"/>
+        <w:tblLayout w:type="fixed"/>
+        <w:tblLook w:firstRow="1" w:lastRow="0" w:firstColumn="0" w:lastColumn="0" w:noHBand="0" w:noVBand="0" w:val="0020"/>
+      </w:tblPr>
+      <w:tblGrid>
+        <w:gridCol w:w="495"/>
+        <w:gridCol w:w="4950"/>
+        <w:gridCol w:w="495"/>
+        <w:gridCol w:w="495"/>
+        <w:gridCol w:w="495"/>
+        <w:gridCol w:w="495"/>
+        <w:gridCol w:w="495"/>
+      </w:tblGrid>
+      <w:tr>
+        <w:trPr>
+          <w:tblHeader w:val="on"/>
+        </w:trPr>
+        <w:tc>
+          <w:tcPr/>
+          <w:p>
+            <w:pPr>
+              <w:pStyle w:val="Compact"/>
+              <w:jc w:val="center"/>
+            </w:pPr>
+            <w:r>
+              <w:t xml:space="preserve">N.º</w:t>
+            </w:r>
+          </w:p>
+        </w:tc>
+        <w:tc>
+          <w:tcPr/>
+          <w:p>
+            <w:pPr>
+              <w:pStyle w:val="Compact"/>
+            </w:pPr>
+            <w:r>
+              <w:t xml:space="preserve">Afirmación</w:t>
+            </w:r>
+          </w:p>
+        </w:tc>
+        <w:tc>
+          <w:tcPr/>
+          <w:p>
+            <w:pPr>
+              <w:pStyle w:val="Compact"/>
+              <w:jc w:val="center"/>
+            </w:pPr>
+            <w:r>
+              <w:t xml:space="preserve">1</w:t>
+            </w:r>
+          </w:p>
+        </w:tc>
+        <w:tc>
+          <w:tcPr/>
+          <w:p>
+            <w:pPr>
+              <w:pStyle w:val="Compact"/>
+              <w:jc w:val="center"/>
+            </w:pPr>
+            <w:r>
+              <w:t xml:space="preserve">2</w:t>
+            </w:r>
+          </w:p>
+        </w:tc>
+        <w:tc>
+          <w:tcPr/>
+          <w:p>
+            <w:pPr>
+              <w:pStyle w:val="Compact"/>
+              <w:jc w:val="center"/>
+            </w:pPr>
+            <w:r>
+              <w:t xml:space="preserve">3</w:t>
+            </w:r>
+          </w:p>
+        </w:tc>
+        <w:tc>
+          <w:tcPr/>
+          <w:p>
+            <w:pPr>
+              <w:pStyle w:val="Compact"/>
+              <w:jc w:val="center"/>
+            </w:pPr>
+            <w:r>
+              <w:t xml:space="preserve">4</w:t>
+            </w:r>
+          </w:p>
+        </w:tc>
+        <w:tc>
+          <w:tcPr/>
+          <w:p>
+            <w:pPr>
+              <w:pStyle w:val="Compact"/>
+              <w:jc w:val="center"/>
+            </w:pPr>
+            <w:r>
+              <w:t xml:space="preserve">5</w:t>
+            </w:r>
+          </w:p>
+        </w:tc>
+      </w:tr>
+      <w:tr>
+        <w:tc>
+          <w:tcPr/>
+          <w:p>
+            <w:pPr>
+              <w:pStyle w:val="Compact"/>
+              <w:jc w:val="center"/>
+            </w:pPr>
+            <w:r>
+              <w:t xml:space="preserve">F1</w:t>
+            </w:r>
+          </w:p>
+        </w:tc>
+        <w:tc>
+          <w:tcPr/>
+          <w:p>
+            <w:pPr>
+              <w:pStyle w:val="Compact"/>
+            </w:pPr>
+            <w:r>
+              <w:t xml:space="preserve">La interfaz es</w:t>
+            </w:r>
+            <w:r>
+              <w:t xml:space="preserve"> </w:t>
+            </w:r>
+            <w:r>
+              <w:rPr>
+                <w:b/>
+                <w:bCs/>
+              </w:rPr>
+              <w:t xml:space="preserve">clara</w:t>
+            </w:r>
+            <w:r>
+              <w:t xml:space="preserve"> </w:t>
+            </w:r>
+            <w:r>
+              <w:t xml:space="preserve">y fácil de entender.</w:t>
+            </w:r>
+          </w:p>
+        </w:tc>
+        <w:tc>
+          <w:tcPr/>
+          <w:p>
+            <w:pPr>
+              <w:pStyle w:val="Compact"/>
+              <w:jc w:val="center"/>
+            </w:pPr>
+            <w:r>
+              <w:t xml:space="preserve">☐</w:t>
+            </w:r>
+          </w:p>
+        </w:tc>
+        <w:tc>
+          <w:tcPr/>
+          <w:p>
+            <w:pPr>
+              <w:pStyle w:val="Compact"/>
+              <w:jc w:val="center"/>
+            </w:pPr>
+            <w:r>
+              <w:t xml:space="preserve">☐</w:t>
+            </w:r>
+          </w:p>
+        </w:tc>
+        <w:tc>
+          <w:tcPr/>
+          <w:p>
+            <w:pPr>
+              <w:pStyle w:val="Compact"/>
+              <w:jc w:val="center"/>
+            </w:pPr>
+            <w:r>
+              <w:t xml:space="preserve">☐</w:t>
+            </w:r>
+          </w:p>
+        </w:tc>
+        <w:tc>
+          <w:tcPr/>
+          <w:p>
+            <w:pPr>
+              <w:pStyle w:val="Compact"/>
+              <w:jc w:val="center"/>
+            </w:pPr>
+            <w:r>
+              <w:t xml:space="preserve">☐</w:t>
+            </w:r>
+          </w:p>
+        </w:tc>
+        <w:tc>
+          <w:tcPr/>
+          <w:p>
+            <w:pPr>
+              <w:pStyle w:val="Compact"/>
+              <w:jc w:val="center"/>
+            </w:pPr>
+            <w:r>
+              <w:t xml:space="preserve">☐</w:t>
+            </w:r>
+          </w:p>
+        </w:tc>
+      </w:tr>
+      <w:tr>
+        <w:tc>
+          <w:tcPr/>
+          <w:p>
+            <w:pPr>
+              <w:pStyle w:val="Compact"/>
+              <w:jc w:val="center"/>
+            </w:pPr>
+            <w:r>
+              <w:t xml:space="preserve">F2</w:t>
+            </w:r>
+          </w:p>
+        </w:tc>
+        <w:tc>
+          <w:tcPr/>
+          <w:p>
+            <w:pPr>
+              <w:pStyle w:val="Compact"/>
+            </w:pPr>
+            <w:r>
+              <w:t xml:space="preserve">El mapa de riesgo por departamento se</w:t>
+            </w:r>
+            <w:r>
+              <w:t xml:space="preserve"> </w:t>
+            </w:r>
+            <w:r>
+              <w:rPr>
+                <w:b/>
+                <w:bCs/>
+              </w:rPr>
+              <w:t xml:space="preserve">interpreta sin dificultad</w:t>
+            </w:r>
+            <w:r>
+              <w:t xml:space="preserve">.</w:t>
+            </w:r>
+          </w:p>
+        </w:tc>
+        <w:tc>
+          <w:tcPr/>
+          <w:p>
+            <w:pPr>
+              <w:pStyle w:val="Compact"/>
+              <w:jc w:val="center"/>
+            </w:pPr>
+            <w:r>
+              <w:t xml:space="preserve">☐</w:t>
+            </w:r>
+          </w:p>
+        </w:tc>
+        <w:tc>
+          <w:tcPr/>
+          <w:p>
+            <w:pPr>
+              <w:pStyle w:val="Compact"/>
+              <w:jc w:val="center"/>
+            </w:pPr>
+            <w:r>
+              <w:t xml:space="preserve">☐</w:t>
+            </w:r>
+          </w:p>
+        </w:tc>
+        <w:tc>
+          <w:tcPr/>
+          <w:p>
+            <w:pPr>
+              <w:pStyle w:val="Compact"/>
+              <w:jc w:val="center"/>
+            </w:pPr>
+            <w:r>
+              <w:t xml:space="preserve">☐</w:t>
+            </w:r>
+          </w:p>
+        </w:tc>
+        <w:tc>
+          <w:tcPr/>
+          <w:p>
+            <w:pPr>
+              <w:pStyle w:val="Compact"/>
+              <w:jc w:val="center"/>
+            </w:pPr>
+            <w:r>
+              <w:t xml:space="preserve">☐</w:t>
+            </w:r>
+          </w:p>
+        </w:tc>
+        <w:tc>
+          <w:tcPr/>
+          <w:p>
+            <w:pPr>
+              <w:pStyle w:val="Compact"/>
+              <w:jc w:val="center"/>
+            </w:pPr>
+            <w:r>
+              <w:t xml:space="preserve">☐</w:t>
+            </w:r>
+          </w:p>
+        </w:tc>
+      </w:tr>
+      <w:tr>
+        <w:tc>
+          <w:tcPr/>
+          <w:p>
+            <w:pPr>
+              <w:pStyle w:val="Compact"/>
+              <w:jc w:val="center"/>
+            </w:pPr>
+            <w:r>
+              <w:t xml:space="preserve">F3</w:t>
+            </w:r>
+          </w:p>
+        </w:tc>
+        <w:tc>
+          <w:tcPr/>
+          <w:p>
+            <w:pPr>
+              <w:pStyle w:val="Compact"/>
+            </w:pPr>
+            <w:r>
+              <w:t xml:space="preserve">El resultado es</w:t>
+            </w:r>
+            <w:r>
+              <w:t xml:space="preserve"> </w:t>
+            </w:r>
+            <w:r>
+              <w:rPr>
+                <w:b/>
+                <w:bCs/>
+              </w:rPr>
+              <w:t xml:space="preserve">comprensible</w:t>
+            </w:r>
+            <w:r>
+              <w:t xml:space="preserve"> </w:t>
+            </w:r>
+            <w:r>
+              <w:t xml:space="preserve">para un profesional de salud sin formación en informática.</w:t>
+            </w:r>
+          </w:p>
+        </w:tc>
+        <w:tc>
+          <w:tcPr/>
+          <w:p>
+            <w:pPr>
+              <w:pStyle w:val="Compact"/>
+              <w:jc w:val="center"/>
+            </w:pPr>
+            <w:r>
+              <w:t xml:space="preserve">☐</w:t>
+            </w:r>
+          </w:p>
+        </w:tc>
+        <w:tc>
+          <w:tcPr/>
+          <w:p>
+            <w:pPr>
+              <w:pStyle w:val="Compact"/>
+              <w:jc w:val="center"/>
+            </w:pPr>
+            <w:r>
+              <w:t xml:space="preserve">☐</w:t>
+            </w:r>
+          </w:p>
+        </w:tc>
+        <w:tc>
+          <w:tcPr/>
+          <w:p>
+            <w:pPr>
+              <w:pStyle w:val="Compact"/>
+              <w:jc w:val="center"/>
+            </w:pPr>
+            <w:r>
+              <w:t xml:space="preserve">☐</w:t>
+            </w:r>
+          </w:p>
+        </w:tc>
+        <w:tc>
+          <w:tcPr/>
+          <w:p>
+            <w:pPr>
+              <w:pStyle w:val="Compact"/>
+              <w:jc w:val="center"/>
+            </w:pPr>
+            <w:r>
+              <w:t xml:space="preserve">☐</w:t>
+            </w:r>
+          </w:p>
+        </w:tc>
+        <w:tc>
+          <w:tcPr/>
+          <w:p>
+            <w:pPr>
+              <w:pStyle w:val="Compact"/>
+              <w:jc w:val="center"/>
+            </w:pPr>
+            <w:r>
+              <w:t xml:space="preserve">☐</w:t>
+            </w:r>
+          </w:p>
+        </w:tc>
+      </w:tr>
+      <w:tr>
+        <w:tc>
+          <w:tcPr/>
+          <w:p>
+            <w:pPr>
+              <w:pStyle w:val="Compact"/>
+              <w:jc w:val="center"/>
+            </w:pPr>
+            <w:r>
+              <w:t xml:space="preserve">F4</w:t>
+            </w:r>
+          </w:p>
+        </w:tc>
+        <w:tc>
+          <w:tcPr/>
+          <w:p>
+            <w:pPr>
+              <w:pStyle w:val="Compact"/>
+            </w:pPr>
+            <w:r>
+              <w:t xml:space="preserve">Aprender a usar el sistema</w:t>
+            </w:r>
+            <w:r>
+              <w:t xml:space="preserve"> </w:t>
+            </w:r>
+            <w:r>
+              <w:rPr>
+                <w:b/>
+                <w:bCs/>
+              </w:rPr>
+              <w:t xml:space="preserve">no requeriría</w:t>
+            </w:r>
+            <w:r>
+              <w:t xml:space="preserve"> </w:t>
+            </w:r>
+            <w:r>
+              <w:t xml:space="preserve">una capacitación extensa.</w:t>
+            </w:r>
+          </w:p>
+        </w:tc>
+        <w:tc>
+          <w:tcPr/>
+          <w:p>
+            <w:pPr>
+              <w:pStyle w:val="Compact"/>
+              <w:jc w:val="center"/>
+            </w:pPr>
+            <w:r>
+              <w:t xml:space="preserve">☐</w:t>
+            </w:r>
+          </w:p>
+        </w:tc>
+        <w:tc>
+          <w:tcPr/>
+          <w:p>
+            <w:pPr>
+              <w:pStyle w:val="Compact"/>
+              <w:jc w:val="center"/>
+            </w:pPr>
+            <w:r>
+              <w:t xml:space="preserve">☐</w:t>
+            </w:r>
+          </w:p>
+        </w:tc>
+        <w:tc>
+          <w:tcPr/>
+          <w:p>
+            <w:pPr>
+              <w:pStyle w:val="Compact"/>
+              <w:jc w:val="center"/>
+            </w:pPr>
+            <w:r>
+              <w:t xml:space="preserve">☐</w:t>
+            </w:r>
+          </w:p>
+        </w:tc>
+        <w:tc>
+          <w:tcPr/>
+          <w:p>
+            <w:pPr>
+              <w:pStyle w:val="Compact"/>
+              <w:jc w:val="center"/>
+            </w:pPr>
+            <w:r>
+              <w:t xml:space="preserve">☐</w:t>
+            </w:r>
+          </w:p>
+        </w:tc>
+        <w:tc>
+          <w:tcPr/>
+          <w:p>
+            <w:pPr>
+              <w:pStyle w:val="Compact"/>
+              <w:jc w:val="center"/>
+            </w:pPr>
+            <w:r>
+              <w:t xml:space="preserve">☐</w:t>
+            </w:r>
+          </w:p>
+        </w:tc>
+      </w:tr>
+    </w:tbl>
+    <w:bookmarkEnd w:id="15"/>
+    <w:bookmarkStart w:id="16" w:name="viii.-condiciones-para-su-uso"/>
+    <w:p>
+      <w:pPr>
+        <w:pStyle w:val="Heading2"/>
+      </w:pPr>
+      <w:r>
+        <w:t xml:space="preserve">VIII. Condiciones para su uso</w:t>
+      </w:r>
+    </w:p>
+    <w:p>
+      <w:pPr>
+        <w:pStyle w:val="FirstParagraph"/>
+      </w:pPr>
+      <w:r>
+        <w:rPr>
+          <w:i/>
+          <w:iCs/>
+        </w:rPr>
+        <w:t xml:space="preserve">¿Existen en su entorno los medios para usarlo?</w:t>
+      </w:r>
+    </w:p>
+    <w:tbl>
+      <w:tblPr>
+        <w:tblStyle w:val="Table"/>
+        <w:tblW w:type="pct" w:w="5000"/>
+        <w:tblLayout w:type="fixed"/>
+        <w:tblLook w:firstRow="1" w:lastRow="0" w:firstColumn="0" w:lastColumn="0" w:noHBand="0" w:noVBand="0" w:val="0020"/>
+      </w:tblPr>
+      <w:tblGrid>
+        <w:gridCol w:w="495"/>
+        <w:gridCol w:w="4950"/>
+        <w:gridCol w:w="495"/>
+        <w:gridCol w:w="495"/>
+        <w:gridCol w:w="495"/>
+        <w:gridCol w:w="495"/>
+        <w:gridCol w:w="495"/>
+      </w:tblGrid>
+      <w:tr>
+        <w:trPr>
+          <w:tblHeader w:val="on"/>
+        </w:trPr>
+        <w:tc>
+          <w:tcPr/>
+          <w:p>
+            <w:pPr>
+              <w:pStyle w:val="Compact"/>
+              <w:jc w:val="center"/>
+            </w:pPr>
+            <w:r>
+              <w:t xml:space="preserve">N.º</w:t>
+            </w:r>
+          </w:p>
+        </w:tc>
+        <w:tc>
+          <w:tcPr/>
+          <w:p>
+            <w:pPr>
+              <w:pStyle w:val="Compact"/>
+            </w:pPr>
+            <w:r>
+              <w:t xml:space="preserve">Afirmación</w:t>
+            </w:r>
+          </w:p>
+        </w:tc>
+        <w:tc>
+          <w:tcPr/>
+          <w:p>
+            <w:pPr>
+              <w:pStyle w:val="Compact"/>
+              <w:jc w:val="center"/>
+            </w:pPr>
+            <w:r>
+              <w:t xml:space="preserve">1</w:t>
+            </w:r>
+          </w:p>
+        </w:tc>
+        <w:tc>
+          <w:tcPr/>
+          <w:p>
+            <w:pPr>
+              <w:pStyle w:val="Compact"/>
+              <w:jc w:val="center"/>
+            </w:pPr>
+            <w:r>
+              <w:t xml:space="preserve">2</w:t>
+            </w:r>
+          </w:p>
+        </w:tc>
+        <w:tc>
+          <w:tcPr/>
+          <w:p>
+            <w:pPr>
+              <w:pStyle w:val="Compact"/>
+              <w:jc w:val="center"/>
+            </w:pPr>
+            <w:r>
+              <w:t xml:space="preserve">3</w:t>
+            </w:r>
+          </w:p>
+        </w:tc>
+        <w:tc>
+          <w:tcPr/>
+          <w:p>
+            <w:pPr>
+              <w:pStyle w:val="Compact"/>
+              <w:jc w:val="center"/>
+            </w:pPr>
+            <w:r>
+              <w:t xml:space="preserve">4</w:t>
+            </w:r>
+          </w:p>
+        </w:tc>
+        <w:tc>
+          <w:tcPr/>
+          <w:p>
+            <w:pPr>
+              <w:pStyle w:val="Compact"/>
+              <w:jc w:val="center"/>
+            </w:pPr>
+            <w:r>
+              <w:t xml:space="preserve">5</w:t>
+            </w:r>
+          </w:p>
+        </w:tc>
+      </w:tr>
+      <w:tr>
+        <w:tc>
+          <w:tcPr/>
+          <w:p>
+            <w:pPr>
+              <w:pStyle w:val="Compact"/>
+              <w:jc w:val="center"/>
+            </w:pPr>
+            <w:r>
+              <w:t xml:space="preserve">K1</w:t>
+            </w:r>
+          </w:p>
+        </w:tc>
+        <w:tc>
+          <w:tcPr/>
+          <w:p>
+            <w:pPr>
+              <w:pStyle w:val="Compact"/>
+            </w:pPr>
+            <w:r>
+              <w:t xml:space="preserve">Los datos que solicita el sistema</w:t>
+            </w:r>
+            <w:r>
+              <w:t xml:space="preserve"> </w:t>
+            </w:r>
+            <w:r>
+              <w:rPr>
+                <w:b/>
+                <w:bCs/>
+              </w:rPr>
+              <w:t xml:space="preserve">están disponibles</w:t>
+            </w:r>
+            <w:r>
+              <w:t xml:space="preserve"> </w:t>
+            </w:r>
+            <w:r>
+              <w:t xml:space="preserve">en los registros de mi ámbito de trabajo.</w:t>
+            </w:r>
+          </w:p>
+        </w:tc>
+        <w:tc>
+          <w:tcPr/>
+          <w:p>
+            <w:pPr>
+              <w:pStyle w:val="Compact"/>
+              <w:jc w:val="center"/>
+            </w:pPr>
+            <w:r>
+              <w:t xml:space="preserve">☐</w:t>
+            </w:r>
+          </w:p>
+        </w:tc>
+        <w:tc>
+          <w:tcPr/>
+          <w:p>
+            <w:pPr>
+              <w:pStyle w:val="Compact"/>
+              <w:jc w:val="center"/>
+            </w:pPr>
+            <w:r>
+              <w:t xml:space="preserve">☐</w:t>
+            </w:r>
+          </w:p>
+        </w:tc>
+        <w:tc>
+          <w:tcPr/>
+          <w:p>
+            <w:pPr>
+              <w:pStyle w:val="Compact"/>
+              <w:jc w:val="center"/>
+            </w:pPr>
+            <w:r>
+              <w:t xml:space="preserve">☐</w:t>
+            </w:r>
+          </w:p>
+        </w:tc>
+        <w:tc>
+          <w:tcPr/>
+          <w:p>
+            <w:pPr>
+              <w:pStyle w:val="Compact"/>
+              <w:jc w:val="center"/>
+            </w:pPr>
+            <w:r>
+              <w:t xml:space="preserve">☐</w:t>
+            </w:r>
+          </w:p>
+        </w:tc>
+        <w:tc>
+          <w:tcPr/>
+          <w:p>
+            <w:pPr>
+              <w:pStyle w:val="Compact"/>
+              <w:jc w:val="center"/>
+            </w:pPr>
+            <w:r>
+              <w:t xml:space="preserve">☐</w:t>
+            </w:r>
+          </w:p>
+        </w:tc>
+      </w:tr>
+      <w:tr>
+        <w:tc>
+          <w:tcPr/>
+          <w:p>
+            <w:pPr>
+              <w:pStyle w:val="Compact"/>
+              <w:jc w:val="center"/>
+            </w:pPr>
+            <w:r>
+              <w:t xml:space="preserve">K2</w:t>
+            </w:r>
+          </w:p>
+        </w:tc>
+        <w:tc>
+          <w:tcPr/>
+          <w:p>
+            <w:pPr>
+              <w:pStyle w:val="Compact"/>
+            </w:pPr>
+            <w:r>
+              <w:t xml:space="preserve">El dato de</w:t>
+            </w:r>
+            <w:r>
+              <w:t xml:space="preserve"> </w:t>
+            </w:r>
+            <w:r>
+              <w:rPr>
+                <w:b/>
+                <w:bCs/>
+              </w:rPr>
+              <w:t xml:space="preserve">hemoglobina</w:t>
+            </w:r>
+            <w:r>
+              <w:t xml:space="preserve"> </w:t>
+            </w:r>
+            <w:r>
+              <w:t xml:space="preserve">suele estar disponible para los niños que atiendo.</w:t>
+            </w:r>
+          </w:p>
+        </w:tc>
+        <w:tc>
+          <w:tcPr/>
+          <w:p>
+            <w:pPr>
+              <w:pStyle w:val="Compact"/>
+              <w:jc w:val="center"/>
+            </w:pPr>
+            <w:r>
+              <w:t xml:space="preserve">☐</w:t>
+            </w:r>
+          </w:p>
+        </w:tc>
+        <w:tc>
+          <w:tcPr/>
+          <w:p>
+            <w:pPr>
+              <w:pStyle w:val="Compact"/>
+              <w:jc w:val="center"/>
+            </w:pPr>
+            <w:r>
+              <w:t xml:space="preserve">☐</w:t>
+            </w:r>
+          </w:p>
+        </w:tc>
+        <w:tc>
+          <w:tcPr/>
+          <w:p>
+            <w:pPr>
+              <w:pStyle w:val="Compact"/>
+              <w:jc w:val="center"/>
+            </w:pPr>
+            <w:r>
+              <w:t xml:space="preserve">☐</w:t>
+            </w:r>
+          </w:p>
+        </w:tc>
+        <w:tc>
+          <w:tcPr/>
+          <w:p>
+            <w:pPr>
+              <w:pStyle w:val="Compact"/>
+              <w:jc w:val="center"/>
+            </w:pPr>
+            <w:r>
+              <w:t xml:space="preserve">☐</w:t>
+            </w:r>
+          </w:p>
+        </w:tc>
+        <w:tc>
+          <w:tcPr/>
+          <w:p>
+            <w:pPr>
+              <w:pStyle w:val="Compact"/>
+              <w:jc w:val="center"/>
+            </w:pPr>
+            <w:r>
+              <w:t xml:space="preserve">☐</w:t>
+            </w:r>
+          </w:p>
+        </w:tc>
+      </w:tr>
+      <w:tr>
+        <w:tc>
+          <w:tcPr/>
+          <w:p>
+            <w:pPr>
+              <w:pStyle w:val="Compact"/>
+              <w:jc w:val="center"/>
+            </w:pPr>
+            <w:r>
+              <w:t xml:space="preserve">K3</w:t>
+            </w:r>
+          </w:p>
+        </w:tc>
+        <w:tc>
+          <w:tcPr/>
+          <w:p>
+            <w:pPr>
+              <w:pStyle w:val="Compact"/>
+            </w:pPr>
+            <w:r>
+              <w:t xml:space="preserve">Mi institución cuenta con los</w:t>
+            </w:r>
+            <w:r>
+              <w:t xml:space="preserve"> </w:t>
+            </w:r>
+            <w:r>
+              <w:rPr>
+                <w:b/>
+                <w:bCs/>
+              </w:rPr>
+              <w:t xml:space="preserve">medios</w:t>
+            </w:r>
+            <w:r>
+              <w:t xml:space="preserve"> </w:t>
+            </w:r>
+            <w:r>
+              <w:t xml:space="preserve">(equipos, conectividad, personal) para usar una herramienta así.</w:t>
+            </w:r>
+          </w:p>
+        </w:tc>
+        <w:tc>
+          <w:tcPr/>
+          <w:p>
+            <w:pPr>
+              <w:pStyle w:val="Compact"/>
+              <w:jc w:val="center"/>
+            </w:pPr>
+            <w:r>
+              <w:t xml:space="preserve">☐</w:t>
+            </w:r>
+          </w:p>
+        </w:tc>
+        <w:tc>
+          <w:tcPr/>
+          <w:p>
+            <w:pPr>
+              <w:pStyle w:val="Compact"/>
+              <w:jc w:val="center"/>
+            </w:pPr>
+            <w:r>
+              <w:t xml:space="preserve">☐</w:t>
+            </w:r>
+          </w:p>
+        </w:tc>
+        <w:tc>
+          <w:tcPr/>
+          <w:p>
+            <w:pPr>
+              <w:pStyle w:val="Compact"/>
+              <w:jc w:val="center"/>
+            </w:pPr>
+            <w:r>
+              <w:t xml:space="preserve">☐</w:t>
+            </w:r>
+          </w:p>
+        </w:tc>
+        <w:tc>
+          <w:tcPr/>
+          <w:p>
+            <w:pPr>
+              <w:pStyle w:val="Compact"/>
+              <w:jc w:val="center"/>
+            </w:pPr>
+            <w:r>
+              <w:t xml:space="preserve">☐</w:t>
+            </w:r>
+          </w:p>
+        </w:tc>
+        <w:tc>
+          <w:tcPr/>
+          <w:p>
+            <w:pPr>
+              <w:pStyle w:val="Compact"/>
+              <w:jc w:val="center"/>
+            </w:pPr>
+            <w:r>
+              <w:t xml:space="preserve">☐</w:t>
+            </w:r>
+          </w:p>
+        </w:tc>
+      </w:tr>
+    </w:tbl>
+    <w:bookmarkEnd w:id="16"/>
+    <w:bookmarkStart w:id="17" w:name="ix.-respaldo-del-entorno-profesional"/>
+    <w:p>
+      <w:pPr>
+        <w:pStyle w:val="Heading2"/>
+      </w:pPr>
+      <w:r>
+        <w:t xml:space="preserve">IX. Respaldo del entorno profesional</w:t>
+      </w:r>
+    </w:p>
+    <w:tbl>
+      <w:tblPr>
+        <w:tblStyle w:val="Table"/>
+        <w:tblW w:type="pct" w:w="5000"/>
+        <w:tblLayout w:type="fixed"/>
+        <w:tblLook w:firstRow="1" w:lastRow="0" w:firstColumn="0" w:lastColumn="0" w:noHBand="0" w:noVBand="0" w:val="0020"/>
+      </w:tblPr>
+      <w:tblGrid>
+        <w:gridCol w:w="495"/>
+        <w:gridCol w:w="4950"/>
+        <w:gridCol w:w="495"/>
+        <w:gridCol w:w="495"/>
+        <w:gridCol w:w="495"/>
+        <w:gridCol w:w="495"/>
+        <w:gridCol w:w="495"/>
+      </w:tblGrid>
+      <w:tr>
+        <w:trPr>
+          <w:tblHeader w:val="on"/>
+        </w:trPr>
+        <w:tc>
+          <w:tcPr/>
+          <w:p>
+            <w:pPr>
+              <w:pStyle w:val="Compact"/>
+              <w:jc w:val="center"/>
+            </w:pPr>
+            <w:r>
+              <w:t xml:space="preserve">N.º</w:t>
+            </w:r>
+          </w:p>
+        </w:tc>
+        <w:tc>
+          <w:tcPr/>
+          <w:p>
+            <w:pPr>
+              <w:pStyle w:val="Compact"/>
+            </w:pPr>
+            <w:r>
+              <w:t xml:space="preserve">Afirmación</w:t>
+            </w:r>
+          </w:p>
+        </w:tc>
+        <w:tc>
+          <w:tcPr/>
+          <w:p>
+            <w:pPr>
+              <w:pStyle w:val="Compact"/>
+              <w:jc w:val="center"/>
+            </w:pPr>
+            <w:r>
+              <w:t xml:space="preserve">1</w:t>
+            </w:r>
+          </w:p>
+        </w:tc>
+        <w:tc>
+          <w:tcPr/>
+          <w:p>
+            <w:pPr>
+              <w:pStyle w:val="Compact"/>
+              <w:jc w:val="center"/>
+            </w:pPr>
+            <w:r>
+              <w:t xml:space="preserve">2</w:t>
+            </w:r>
+          </w:p>
+        </w:tc>
+        <w:tc>
+          <w:tcPr/>
+          <w:p>
+            <w:pPr>
+              <w:pStyle w:val="Compact"/>
+              <w:jc w:val="center"/>
+            </w:pPr>
+            <w:r>
+              <w:t xml:space="preserve">3</w:t>
+            </w:r>
+          </w:p>
+        </w:tc>
+        <w:tc>
+          <w:tcPr/>
+          <w:p>
+            <w:pPr>
+              <w:pStyle w:val="Compact"/>
+              <w:jc w:val="center"/>
+            </w:pPr>
+            <w:r>
+              <w:t xml:space="preserve">4</w:t>
+            </w:r>
+          </w:p>
+        </w:tc>
+        <w:tc>
+          <w:tcPr/>
+          <w:p>
+            <w:pPr>
+              <w:pStyle w:val="Compact"/>
+              <w:jc w:val="center"/>
+            </w:pPr>
+            <w:r>
+              <w:t xml:space="preserve">5</w:t>
+            </w:r>
+          </w:p>
+        </w:tc>
+      </w:tr>
+      <w:tr>
+        <w:tc>
+          <w:tcPr/>
+          <w:p>
+            <w:pPr>
+              <w:pStyle w:val="Compact"/>
+              <w:jc w:val="center"/>
+            </w:pPr>
+            <w:r>
+              <w:t xml:space="preserve">S1</w:t>
+            </w:r>
+          </w:p>
+        </w:tc>
+        <w:tc>
+          <w:tcPr/>
+          <w:p>
+            <w:pPr>
+              <w:pStyle w:val="Compact"/>
+            </w:pPr>
+            <w:r>
+              <w:t xml:space="preserve">Mis</w:t>
+            </w:r>
+            <w:r>
+              <w:t xml:space="preserve"> </w:t>
+            </w:r>
+            <w:r>
+              <w:rPr>
+                <w:b/>
+                <w:bCs/>
+              </w:rPr>
+              <w:t xml:space="preserve">colegas</w:t>
+            </w:r>
+            <w:r>
+              <w:t xml:space="preserve"> </w:t>
+            </w:r>
+            <w:r>
+              <w:t xml:space="preserve">considerarían adecuado el uso de una herramienta como esta.</w:t>
+            </w:r>
+          </w:p>
+        </w:tc>
+        <w:tc>
+          <w:tcPr/>
+          <w:p>
+            <w:pPr>
+              <w:pStyle w:val="Compact"/>
+              <w:jc w:val="center"/>
+            </w:pPr>
+            <w:r>
+              <w:t xml:space="preserve">☐</w:t>
+            </w:r>
+          </w:p>
+        </w:tc>
+        <w:tc>
+          <w:tcPr/>
+          <w:p>
+            <w:pPr>
+              <w:pStyle w:val="Compact"/>
+              <w:jc w:val="center"/>
+            </w:pPr>
+            <w:r>
+              <w:t xml:space="preserve">☐</w:t>
+            </w:r>
+          </w:p>
+        </w:tc>
+        <w:tc>
+          <w:tcPr/>
+          <w:p>
+            <w:pPr>
+              <w:pStyle w:val="Compact"/>
+              <w:jc w:val="center"/>
+            </w:pPr>
+            <w:r>
+              <w:t xml:space="preserve">☐</w:t>
+            </w:r>
+          </w:p>
+        </w:tc>
+        <w:tc>
+          <w:tcPr/>
+          <w:p>
+            <w:pPr>
+              <w:pStyle w:val="Compact"/>
+              <w:jc w:val="center"/>
+            </w:pPr>
+            <w:r>
+              <w:t xml:space="preserve">☐</w:t>
+            </w:r>
+          </w:p>
+        </w:tc>
+        <w:tc>
+          <w:tcPr/>
+          <w:p>
+            <w:pPr>
+              <w:pStyle w:val="Compact"/>
+              <w:jc w:val="center"/>
+            </w:pPr>
+            <w:r>
+              <w:t xml:space="preserve">☐</w:t>
+            </w:r>
+          </w:p>
+        </w:tc>
+      </w:tr>
+      <w:tr>
+        <w:tc>
+          <w:tcPr/>
+          <w:p>
+            <w:pPr>
+              <w:pStyle w:val="Compact"/>
+              <w:jc w:val="center"/>
+            </w:pPr>
+            <w:r>
+              <w:t xml:space="preserve">S2</w:t>
+            </w:r>
+          </w:p>
+        </w:tc>
+        <w:tc>
+          <w:tcPr/>
+          <w:p>
+            <w:pPr>
+              <w:pStyle w:val="Compact"/>
+            </w:pPr>
+            <w:r>
+              <w:t xml:space="preserve">Las</w:t>
+            </w:r>
+            <w:r>
+              <w:t xml:space="preserve"> </w:t>
+            </w:r>
+            <w:r>
+              <w:rPr>
+                <w:b/>
+                <w:bCs/>
+              </w:rPr>
+              <w:t xml:space="preserve">autoridades</w:t>
+            </w:r>
+            <w:r>
+              <w:t xml:space="preserve"> </w:t>
+            </w:r>
+            <w:r>
+              <w:t xml:space="preserve">de salud de mi ámbito apoyarían su incorporación.</w:t>
+            </w:r>
+          </w:p>
+        </w:tc>
+        <w:tc>
+          <w:tcPr/>
+          <w:p>
+            <w:pPr>
+              <w:pStyle w:val="Compact"/>
+              <w:jc w:val="center"/>
+            </w:pPr>
+            <w:r>
+              <w:t xml:space="preserve">☐</w:t>
+            </w:r>
+          </w:p>
+        </w:tc>
+        <w:tc>
+          <w:tcPr/>
+          <w:p>
+            <w:pPr>
+              <w:pStyle w:val="Compact"/>
+              <w:jc w:val="center"/>
+            </w:pPr>
+            <w:r>
+              <w:t xml:space="preserve">☐</w:t>
+            </w:r>
+          </w:p>
+        </w:tc>
+        <w:tc>
+          <w:tcPr/>
+          <w:p>
+            <w:pPr>
+              <w:pStyle w:val="Compact"/>
+              <w:jc w:val="center"/>
+            </w:pPr>
+            <w:r>
+              <w:t xml:space="preserve">☐</w:t>
+            </w:r>
+          </w:p>
+        </w:tc>
+        <w:tc>
+          <w:tcPr/>
+          <w:p>
+            <w:pPr>
+              <w:pStyle w:val="Compact"/>
+              <w:jc w:val="center"/>
+            </w:pPr>
+            <w:r>
+              <w:t xml:space="preserve">☐</w:t>
+            </w:r>
+          </w:p>
+        </w:tc>
+        <w:tc>
+          <w:tcPr/>
+          <w:p>
+            <w:pPr>
+              <w:pStyle w:val="Compact"/>
+              <w:jc w:val="center"/>
+            </w:pPr>
+            <w:r>
+              <w:t xml:space="preserve">☐</w:t>
+            </w:r>
+          </w:p>
+        </w:tc>
+      </w:tr>
+    </w:tbl>
+    <w:bookmarkEnd w:id="17"/>
+    <w:bookmarkStart w:id="18" w:name="x.-intención-de-uso"/>
+    <w:p>
+      <w:pPr>
+        <w:pStyle w:val="Heading2"/>
+      </w:pPr>
+      <w:r>
+        <w:t xml:space="preserve">X. Intención de uso</w:t>
+      </w:r>
+    </w:p>
+    <w:tbl>
+      <w:tblPr>
+        <w:tblStyle w:val="Table"/>
+        <w:tblW w:type="pct" w:w="5000"/>
+        <w:tblLayout w:type="fixed"/>
+        <w:tblLook w:firstRow="1" w:lastRow="0" w:firstColumn="0" w:lastColumn="0" w:noHBand="0" w:noVBand="0" w:val="0020"/>
+      </w:tblPr>
+      <w:tblGrid>
+        <w:gridCol w:w="495"/>
+        <w:gridCol w:w="4950"/>
+        <w:gridCol w:w="495"/>
+        <w:gridCol w:w="495"/>
+        <w:gridCol w:w="495"/>
+        <w:gridCol w:w="495"/>
+        <w:gridCol w:w="495"/>
+      </w:tblGrid>
+      <w:tr>
+        <w:trPr>
+          <w:tblHeader w:val="on"/>
+        </w:trPr>
+        <w:tc>
+          <w:tcPr/>
+          <w:p>
+            <w:pPr>
+              <w:pStyle w:val="Compact"/>
+              <w:jc w:val="center"/>
+            </w:pPr>
+            <w:r>
+              <w:t xml:space="preserve">N.º</w:t>
+            </w:r>
+          </w:p>
+        </w:tc>
+        <w:tc>
+          <w:tcPr/>
+          <w:p>
+            <w:pPr>
+              <w:pStyle w:val="Compact"/>
+            </w:pPr>
+            <w:r>
+              <w:t xml:space="preserve">Afirmación</w:t>
+            </w:r>
+          </w:p>
+        </w:tc>
+        <w:tc>
+          <w:tcPr/>
+          <w:p>
+            <w:pPr>
+              <w:pStyle w:val="Compact"/>
+              <w:jc w:val="center"/>
+            </w:pPr>
+            <w:r>
+              <w:t xml:space="preserve">1</w:t>
+            </w:r>
+          </w:p>
+        </w:tc>
+        <w:tc>
+          <w:tcPr/>
+          <w:p>
+            <w:pPr>
+              <w:pStyle w:val="Compact"/>
+              <w:jc w:val="center"/>
+            </w:pPr>
+            <w:r>
+              <w:t xml:space="preserve">2</w:t>
+            </w:r>
+          </w:p>
+        </w:tc>
+        <w:tc>
+          <w:tcPr/>
+          <w:p>
+            <w:pPr>
+              <w:pStyle w:val="Compact"/>
+              <w:jc w:val="center"/>
+            </w:pPr>
+            <w:r>
+              <w:t xml:space="preserve">3</w:t>
+            </w:r>
+          </w:p>
+        </w:tc>
+        <w:tc>
+          <w:tcPr/>
+          <w:p>
+            <w:pPr>
+              <w:pStyle w:val="Compact"/>
+              <w:jc w:val="center"/>
+            </w:pPr>
+            <w:r>
+              <w:t xml:space="preserve">4</w:t>
+            </w:r>
+          </w:p>
+        </w:tc>
+        <w:tc>
+          <w:tcPr/>
+          <w:p>
+            <w:pPr>
+              <w:pStyle w:val="Compact"/>
+              <w:jc w:val="center"/>
+            </w:pPr>
+            <w:r>
+              <w:t xml:space="preserve">5</w:t>
+            </w:r>
+          </w:p>
+        </w:tc>
+      </w:tr>
+      <w:tr>
+        <w:tc>
+          <w:tcPr/>
+          <w:p>
+            <w:pPr>
+              <w:pStyle w:val="Compact"/>
+              <w:jc w:val="center"/>
+            </w:pPr>
+            <w:r>
               <w:t xml:space="preserve">I1</w:t>
             </w:r>
           </w:p>
@@ -2372,7 +3885,7 @@
               <w:pStyle w:val="Compact"/>
             </w:pPr>
             <w:r>
-              <w:t xml:space="preserve">Considero que el sistema está</w:t>
+              <w:t xml:space="preserve">El sistema está</w:t>
             </w:r>
             <w:r>
               <w:t xml:space="preserve"> </w:t>
@@ -2461,14 +3974,14 @@
         </w:pict>
       </w:r>
     </w:p>
-    <w:bookmarkEnd w:id="13"/>
-    <w:bookmarkStart w:id="14" w:name="vi.-valoración-global"/>
+    <w:bookmarkEnd w:id="18"/>
+    <w:bookmarkStart w:id="19" w:name="xi.-valoración-global"/>
     <w:p>
       <w:pPr>
         <w:pStyle w:val="Heading2"/>
       </w:pPr>
       <w:r>
-        <w:t xml:space="preserve">VI. Valoración global</w:t>
+        <w:t xml:space="preserve">XI. Valoración global</w:t>
       </w:r>
     </w:p>
     <w:p>
@@ -2756,14 +4269,14 @@
         </w:pict>
       </w:r>
     </w:p>
-    <w:bookmarkEnd w:id="14"/>
-    <w:bookmarkStart w:id="15" w:name="vii.-preguntas-abiertas"/>
+    <w:bookmarkEnd w:id="19"/>
+    <w:bookmarkStart w:id="20" w:name="xii.-preguntas-abiertas"/>
     <w:p>
       <w:pPr>
         <w:pStyle w:val="Heading2"/>
       </w:pPr>
       <w:r>
-        <w:t xml:space="preserve">VII. Preguntas abiertas</w:t>
+        <w:t xml:space="preserve">XII. Preguntas abiertas</w:t>
       </w:r>
     </w:p>
     <w:p>
@@ -2775,7 +4288,7 @@
           <w:b/>
           <w:bCs/>
         </w:rPr>
-        <w:t xml:space="preserve">1. ¿Qué variables o información adicional considera que el sistema debería incorporar?</w:t>
+        <w:t xml:space="preserve">1. ¿Qué variables o información adicional debería incorporar el sistema?</w:t>
       </w:r>
     </w:p>
     <w:p>
@@ -2907,9 +4420,33 @@
         </w:rPr>
         <w:t xml:space="preserve">technology. MIS Quarterly, 13(3), 319–340.</w:t>
       </w:r>
+      <w:r>
+        <w:t xml:space="preserve"> </w:t>
+      </w:r>
+      <w:r>
+        <w:rPr>
+          <w:i/>
+          <w:iCs/>
+        </w:rPr>
+        <w:t xml:space="preserve">Venkatesh, V., y Bala, H. (2008). Technology Acceptance Model 3 and a research agenda on</w:t>
+      </w:r>
+      <w:r>
+        <w:rPr>
+          <w:i/>
+          <w:iCs/>
+        </w:rPr>
+        <w:t xml:space="preserve"> </w:t>
+      </w:r>
+      <w:r>
+        <w:rPr>
+          <w:i/>
+          <w:iCs/>
+        </w:rPr>
+        <w:t xml:space="preserve">interventions. Decision Sciences, 39(2), 273–315.</w:t>
+      </w:r>
     </w:p>
-    <w:bookmarkEnd w:id="15"/>
-    <w:bookmarkEnd w:id="16"/>
+    <w:bookmarkEnd w:id="20"/>
+    <w:bookmarkEnd w:id="21"/>
     <w:sectPr>
       <w:footnotePr>
         <w:numRestart w:val="eachSect"/>

--- a/docs/docs/instrumento_validacion_tam.docx
+++ b/docs/docs/instrumento_validacion_tam.docx
@@ -133,19 +133,19 @@
           <w:b/>
           <w:bCs/>
         </w:rPr>
-        <w:t xml:space="preserve">Modelo de Aceptación Tecnológica 3</w:t>
+        <w:t xml:space="preserve">Modelo de Aceptación Tecnológica 2</w:t>
       </w:r>
       <w:r>
         <w:t xml:space="preserve"> </w:t>
       </w:r>
       <w:r>
-        <w:t xml:space="preserve">(Venkatesh y Bala,</w:t>
+        <w:t xml:space="preserve">(Venkatesh y Davis,</w:t>
       </w:r>
       <w:r>
         <w:t xml:space="preserve"> </w:t>
       </w:r>
       <w:r>
-        <w:t xml:space="preserve">2008), que amplía el modelo original de Davis (1989) con los factores que explican por qué una</w:t>
+        <w:t xml:space="preserve">2000), que amplía el modelo original de Davis (1989) con los factores que explican por qué una</w:t>
       </w:r>
       <w:r>
         <w:t xml:space="preserve"> </w:t>
@@ -4419,6 +4419,30 @@
           <w:iCs/>
         </w:rPr>
         <w:t xml:space="preserve">technology. MIS Quarterly, 13(3), 319–340.</w:t>
+      </w:r>
+      <w:r>
+        <w:t xml:space="preserve"> </w:t>
+      </w:r>
+      <w:r>
+        <w:rPr>
+          <w:i/>
+          <w:iCs/>
+        </w:rPr>
+        <w:t xml:space="preserve">Venkatesh, V., y Davis, F. D. (2000). A theoretical extension of the technology acceptance model:</w:t>
+      </w:r>
+      <w:r>
+        <w:rPr>
+          <w:i/>
+          <w:iCs/>
+        </w:rPr>
+        <w:t xml:space="preserve"> </w:t>
+      </w:r>
+      <w:r>
+        <w:rPr>
+          <w:i/>
+          <w:iCs/>
+        </w:rPr>
+        <w:t xml:space="preserve">four longitudinal field studies. Management Science, 46(2), 186–204.</w:t>
       </w:r>
       <w:r>
         <w:t xml:space="preserve"> </w:t>
